--- a/literature/J Appl Ecol 2025-12/2. Main text.docx
+++ b/literature/J Appl Ecol 2025-12/2. Main text.docx
@@ -3,24 +3,493 @@
 <w:document xmlns:wpc="http://schemas.microsoft.com/office/word/2010/wordprocessingCanvas" xmlns:cx="http://schemas.microsoft.com/office/drawing/2014/chartex" xmlns:cx1="http://schemas.microsoft.com/office/drawing/2015/9/8/chartex" xmlns:cx2="http://schemas.microsoft.com/office/drawing/2015/10/21/chartex" xmlns:cx3="http://schemas.microsoft.com/office/drawing/2016/5/9/chartex" xmlns:cx4="http://schemas.microsoft.com/office/drawing/2016/5/10/chartex" xmlns:cx5="http://schemas.microsoft.com/office/drawing/2016/5/11/chartex" xmlns:cx6="http://schemas.microsoft.com/office/drawing/2016/5/12/chartex" xmlns:cx7="http://schemas.microsoft.com/office/drawing/2016/5/13/chartex" xmlns:cx8="http://schemas.microsoft.com/office/drawing/2016/5/14/chartex" xmlns:mc="http://schemas.openxmlformats.org/markup-compatibility/2006" xmlns:aink="http://schemas.microsoft.com/office/drawing/2016/ink" xmlns:am3d="http://schemas.microsoft.com/office/drawing/2017/model3d" xmlns:o="urn:schemas-microsoft-com:office:office" xmlns:oel="http://schemas.microsoft.com/office/2019/extlst" xmlns:r="http://schemas.openxmlformats.org/officeDocument/2006/relationships" xmlns:m="http://schemas.openxmlformats.org/officeDocument/2006/math" xmlns:v="urn:schemas-microsoft-com:vml" xmlns:wp14="http://schemas.microsoft.com/office/word/2010/wordprocessingDrawing" xmlns:wp="http://schemas.openxmlformats.org/drawingml/2006/wordprocessingDrawing" xmlns:w10="urn:schemas-microsoft-com:office:word" xmlns:w="http://schemas.openxmlformats.org/wordprocessingml/2006/main" xmlns:w14="http://schemas.microsoft.com/office/word/2010/wordml" xmlns:w15="http://schemas.microsoft.com/office/word/2012/wordml" xmlns:w16cex="http://schemas.microsoft.com/office/word/2018/wordml/cex" xmlns:w16cid="http://schemas.microsoft.com/office/word/2016/wordml/cid" xmlns:w16="http://schemas.microsoft.com/office/word/2018/wordml" xmlns:w16du="http://schemas.microsoft.com/office/word/2023/wordml/word16du" xmlns:w16sdtdh="http://schemas.microsoft.com/office/word/2020/wordml/sdtdatahash" xmlns:w16sdtfl="http://schemas.microsoft.com/office/word/2024/wordml/sdtformatlock" xmlns:w16se="http://schemas.microsoft.com/office/word/2015/wordml/symex" xmlns:wpg="http://schemas.microsoft.com/office/word/2010/wordprocessingGroup" xmlns:wpi="http://schemas.microsoft.com/office/word/2010/wordprocessingInk" xmlns:wne="http://schemas.microsoft.com/office/word/2006/wordml" xmlns:wps="http://schemas.microsoft.com/office/word/2010/wordprocessingShape" mc:Ignorable="w14 w15 w16se w16cid w16 w16cex w16sdtdh w16sdtfl w16du wp14">
   <w:body>
     <w:p>
-      <w:bookmarkStart w:id="0" w:name="_Hlk197109186"/>
-      <w:r>
+      <w:pPr>
         <w:rPr>
           <w:b/>
           <w:bCs/>
         </w:rPr>
-        <w:t xml:space="preserve">Manuscript Title: </w:t>
-      </w:r>
-      <w:r>
-        <w:t xml:space="preserve">Life on the edge: </w:t>
-      </w:r>
-      <w:r>
-        <w:t>I</w:t>
-      </w:r>
-      <w:r>
-        <w:t>ndustrial footprint and edge effects variably influence the distribution of a boreal small mammal</w:t>
-      </w:r>
-      <w:bookmarkEnd w:id="0"/>
+      </w:pPr>
+      <w:r>
+        <w:rPr>
+          <w:b/>
+          <w:bCs/>
+        </w:rPr>
+        <w:t xml:space="preserve"> </w:t>
+      </w:r>
+      <w:r>
+        <w:rPr>
+          <w:b/>
+          <w:bCs/>
+        </w:rPr>
+        <w:t>Abstract</w:t>
+      </w:r>
+    </w:p>
+    <w:p>
+      <w:r>
+        <w:t xml:space="preserve">1. </w:t>
+      </w:r>
+      <w:r>
+        <w:t xml:space="preserve">Biodiversity is lost through habitat loss and fragmentation, but the </w:t>
+      </w:r>
+      <w:r>
+        <w:t>independent role of landscape configuration remains</w:t>
+      </w:r>
+      <w:r>
+        <w:t xml:space="preserve"> empirically contentious</w:t>
+      </w:r>
+      <w:r>
+        <w:t>. Island biogeography theory</w:t>
+      </w:r>
+      <w:r>
+        <w:t xml:space="preserve"> and fragmentation theory</w:t>
+      </w:r>
+      <w:r>
+        <w:t xml:space="preserve"> suggest</w:t>
+      </w:r>
+      <w:r>
+        <w:t xml:space="preserve"> that the spatial arrangement of habitat patches</w:t>
+      </w:r>
+      <w:r>
+        <w:t xml:space="preserve"> </w:t>
+      </w:r>
+      <w:r>
+        <w:t>influences species distribution and</w:t>
+      </w:r>
+      <w:r>
+        <w:t xml:space="preserve"> diversity</w:t>
+      </w:r>
+      <w:r>
+        <w:t>. A</w:t>
+      </w:r>
+      <w:r>
+        <w:t xml:space="preserve">daptation </w:t>
+      </w:r>
+      <w:r>
+        <w:t xml:space="preserve">of </w:t>
+      </w:r>
+      <w:r>
+        <w:t>such</w:t>
+      </w:r>
+      <w:r>
+        <w:t xml:space="preserve"> frameworks </w:t>
+      </w:r>
+      <w:r>
+        <w:t>to contiguous terrestrial landscape</w:t>
+      </w:r>
+      <w:r>
+        <w:t>s</w:t>
+      </w:r>
+      <w:r>
+        <w:t xml:space="preserve"> </w:t>
+      </w:r>
+      <w:r>
+        <w:t>undergoing</w:t>
+      </w:r>
+      <w:r>
+        <w:t xml:space="preserve"> anthropogenic</w:t>
+      </w:r>
+      <w:r>
+        <w:t xml:space="preserve"> habitat modification</w:t>
+      </w:r>
+      <w:r>
+        <w:t xml:space="preserve"> is not well</w:t>
+      </w:r>
+      <w:r>
+        <w:t xml:space="preserve">-supported </w:t>
+      </w:r>
+      <w:r>
+        <w:t>empirically, in part due to</w:t>
+      </w:r>
+      <w:r>
+        <w:t xml:space="preserve"> challenging replication</w:t>
+      </w:r>
+      <w:r>
+        <w:t xml:space="preserve"> </w:t>
+      </w:r>
+      <w:r>
+        <w:t xml:space="preserve">demands </w:t>
+      </w:r>
+      <w:r>
+        <w:t>from multiple patches in multiple landscapes</w:t>
+      </w:r>
+      <w:r>
+        <w:t>.</w:t>
+      </w:r>
+      <w:r>
+        <w:t xml:space="preserve"> </w:t>
+      </w:r>
+    </w:p>
+    <w:p>
+      <w:r>
+        <w:t xml:space="preserve">2. </w:t>
+      </w:r>
+      <w:r>
+        <w:t>We investigate these concepts using a uniquely large dataset on species occurrence from 430 camera-traps</w:t>
+      </w:r>
+      <w:r>
+        <w:t xml:space="preserve"> </w:t>
+      </w:r>
+      <w:r>
+        <w:t xml:space="preserve">in 10 landscapes throughout the heavily </w:t>
+      </w:r>
+      <w:r>
+        <w:t>industrialized</w:t>
+      </w:r>
+      <w:r>
+        <w:t xml:space="preserve"> North American western boreal forest </w:t>
+      </w:r>
+      <w:r>
+        <w:t xml:space="preserve">using </w:t>
+      </w:r>
+      <w:r>
+        <w:t xml:space="preserve">a </w:t>
+      </w:r>
+      <w:r>
+        <w:t xml:space="preserve">small </w:t>
+      </w:r>
+      <w:r>
+        <w:t>mammal</w:t>
+      </w:r>
+      <w:r>
+        <w:t xml:space="preserve"> forager</w:t>
+      </w:r>
+      <w:r>
+        <w:t xml:space="preserve">, </w:t>
+      </w:r>
+      <w:r>
+        <w:t>the American red squirrel (</w:t>
+      </w:r>
+      <w:proofErr w:type="spellStart"/>
+      <w:r>
+        <w:rPr>
+          <w:i/>
+          <w:iCs/>
+        </w:rPr>
+        <w:t>Tamiasciurus</w:t>
+      </w:r>
+      <w:proofErr w:type="spellEnd"/>
+      <w:r>
+        <w:rPr>
+          <w:i/>
+          <w:iCs/>
+        </w:rPr>
+        <w:t xml:space="preserve"> </w:t>
+      </w:r>
+      <w:proofErr w:type="spellStart"/>
+      <w:r>
+        <w:rPr>
+          <w:i/>
+          <w:iCs/>
+        </w:rPr>
+        <w:t>hudsonicus</w:t>
+      </w:r>
+      <w:proofErr w:type="spellEnd"/>
+      <w:r>
+        <w:t>)</w:t>
+      </w:r>
+      <w:r>
+        <w:t>, as a model species</w:t>
+      </w:r>
+      <w:r>
+        <w:t xml:space="preserve">. </w:t>
+      </w:r>
+      <w:r>
+        <w:t>We</w:t>
+      </w:r>
+      <w:r>
+        <w:t xml:space="preserve"> used multi-model selection to compare the relative influence of </w:t>
+      </w:r>
+      <w:r>
+        <w:t>patch</w:t>
+      </w:r>
+      <w:r>
+        <w:t xml:space="preserve"> composition and </w:t>
+      </w:r>
+      <w:r>
+        <w:t xml:space="preserve">landscape </w:t>
+      </w:r>
+      <w:r>
+        <w:t>configuration stemming from petroleum extraction</w:t>
+      </w:r>
+      <w:r>
+        <w:t xml:space="preserve"> and</w:t>
+      </w:r>
+      <w:r>
+        <w:t xml:space="preserve"> timber harvest</w:t>
+      </w:r>
+      <w:r>
+        <w:t xml:space="preserve"> </w:t>
+      </w:r>
+      <w:r>
+        <w:t xml:space="preserve">on </w:t>
+      </w:r>
+      <w:r>
+        <w:t>red squirrel</w:t>
+      </w:r>
+      <w:r>
+        <w:t xml:space="preserve"> </w:t>
+      </w:r>
+      <w:r>
+        <w:t>distribution</w:t>
+      </w:r>
+      <w:r>
+        <w:t xml:space="preserve"> at multiple spatial scales</w:t>
+      </w:r>
+      <w:r>
+        <w:t>.</w:t>
+      </w:r>
+      <w:r>
+        <w:t xml:space="preserve"> </w:t>
+      </w:r>
+    </w:p>
+    <w:p>
+      <w:r>
+        <w:t xml:space="preserve">3. </w:t>
+      </w:r>
+      <w:r>
+        <w:t>A</w:t>
+      </w:r>
+      <w:r>
+        <w:t>bundance was best explained by natural habitat characteristics on local spatial scale</w:t>
+      </w:r>
+      <w:r>
+        <w:t xml:space="preserve">s, but red </w:t>
+      </w:r>
+      <w:r>
+        <w:t>squirrels declined</w:t>
+      </w:r>
+      <w:r>
+        <w:t xml:space="preserve"> with anthropogenic edge density </w:t>
+      </w:r>
+      <w:r>
+        <w:t xml:space="preserve">at </w:t>
+      </w:r>
+      <w:r>
+        <w:t xml:space="preserve">the population </w:t>
+      </w:r>
+      <w:r>
+        <w:t>scale</w:t>
+      </w:r>
+      <w:r>
+        <w:t xml:space="preserve">. </w:t>
+      </w:r>
+      <w:r>
+        <w:t xml:space="preserve">Red squirrels increased with cumulative </w:t>
+      </w:r>
+      <w:r>
+        <w:t xml:space="preserve">site disturbance </w:t>
+      </w:r>
+      <w:r>
+        <w:t>consistent with</w:t>
+      </w:r>
+      <w:r>
+        <w:t xml:space="preserve"> resource complement</w:t>
+      </w:r>
+      <w:r>
+        <w:t>ation theory</w:t>
+      </w:r>
+      <w:r>
+        <w:t>.</w:t>
+      </w:r>
+      <w:r>
+        <w:t xml:space="preserve"> </w:t>
+      </w:r>
+      <w:r>
+        <w:t xml:space="preserve">Edge density interacted with cumulative site </w:t>
+      </w:r>
+      <w:r>
+        <w:t>disturbance</w:t>
+      </w:r>
+      <w:r>
+        <w:t>,</w:t>
+      </w:r>
+      <w:r>
+        <w:t xml:space="preserve"> such that edge effects were more strongly negative in heavily disturbed landscapes. </w:t>
+      </w:r>
+    </w:p>
+    <w:p>
+      <w:r>
+        <w:t xml:space="preserve">4. </w:t>
+      </w:r>
+      <w:r>
+        <w:t xml:space="preserve">We </w:t>
+      </w:r>
+      <w:r>
+        <w:t>contend</w:t>
+      </w:r>
+      <w:r>
+        <w:t xml:space="preserve"> </w:t>
+      </w:r>
+      <w:r>
+        <w:t>this</w:t>
+      </w:r>
+      <w:r>
+        <w:t xml:space="preserve"> negative</w:t>
+      </w:r>
+      <w:r>
+        <w:t xml:space="preserve"> population-level </w:t>
+      </w:r>
+      <w:r>
+        <w:t>change</w:t>
+      </w:r>
+      <w:r>
+        <w:t xml:space="preserve"> </w:t>
+      </w:r>
+      <w:r>
+        <w:t xml:space="preserve">arises </w:t>
+      </w:r>
+      <w:r>
+        <w:t>from increased encounters with mammalian and avian predators at forest edges. Anthropogenic disturbances that create a high amount of edge habitat have a disproportionately negative impact on red squirrels</w:t>
+      </w:r>
+      <w:r>
+        <w:t xml:space="preserve">. </w:t>
+      </w:r>
+    </w:p>
+    <w:p>
+      <w:r>
+        <w:t xml:space="preserve">5. </w:t>
+      </w:r>
+      <w:r>
+        <w:rPr>
+          <w:i/>
+          <w:iCs/>
+        </w:rPr>
+        <w:t xml:space="preserve">Synthesis and applications. </w:t>
+      </w:r>
+      <w:r>
+        <w:t xml:space="preserve">While ecologists and conservationists focus on amount of habitat lost, we </w:t>
+      </w:r>
+      <w:r>
+        <w:t>demonstrate</w:t>
+      </w:r>
+      <w:r>
+        <w:t xml:space="preserve"> that both c</w:t>
+      </w:r>
+      <w:r>
+        <w:t xml:space="preserve">omposition and spatial configuration must be considered on appropriate spatial scales when assessing wildlife responses to anthropogenic </w:t>
+      </w:r>
+      <w:r>
+        <w:t>land-use</w:t>
+      </w:r>
+      <w:r>
+        <w:t xml:space="preserve"> and </w:t>
+      </w:r>
+      <w:r>
+        <w:lastRenderedPageBreak/>
+        <w:t>developing management strategies in patchy ecosystems</w:t>
+      </w:r>
+      <w:r>
+        <w:t>.</w:t>
+      </w:r>
+      <w:r>
+        <w:t xml:space="preserve"> </w:t>
+      </w:r>
+      <w:r>
+        <w:t>Our</w:t>
+      </w:r>
+      <w:r>
+        <w:t xml:space="preserve"> modelling </w:t>
+      </w:r>
+      <w:r>
+        <w:t>approach</w:t>
+      </w:r>
+      <w:r>
+        <w:t xml:space="preserve"> </w:t>
+      </w:r>
+      <w:r>
+        <w:t xml:space="preserve">is </w:t>
+      </w:r>
+      <w:r>
+        <w:t>directly transferable to</w:t>
+      </w:r>
+      <w:r>
+        <w:t xml:space="preserve"> </w:t>
+      </w:r>
+      <w:r>
+        <w:t>any landscape-level</w:t>
+      </w:r>
+      <w:r>
+        <w:t xml:space="preserve"> occurrence data and </w:t>
+      </w:r>
+      <w:r>
+        <w:t>may yield valuable insights for any</w:t>
+      </w:r>
+      <w:r>
+        <w:t xml:space="preserve"> species impacted </w:t>
+      </w:r>
+      <w:r>
+        <w:t xml:space="preserve">by </w:t>
+      </w:r>
+      <w:r>
+        <w:t>widespread habitat</w:t>
+      </w:r>
+      <w:r>
+        <w:t xml:space="preserve"> </w:t>
+      </w:r>
+      <w:r>
+        <w:t>modification</w:t>
+      </w:r>
+      <w:r>
+        <w:t>.</w:t>
+      </w:r>
+      <w:r>
+        <w:t xml:space="preserve"> </w:t>
+      </w:r>
+    </w:p>
+    <w:p/>
+    <w:p>
+      <w:r>
+        <w:rPr>
+          <w:b/>
+          <w:bCs/>
+        </w:rPr>
+        <w:t xml:space="preserve">Keywords: </w:t>
+      </w:r>
+      <w:r>
+        <w:t xml:space="preserve">Boreal ecology, camera </w:t>
+      </w:r>
+      <w:proofErr w:type="gramStart"/>
+      <w:r>
+        <w:t>trap</w:t>
+      </w:r>
+      <w:proofErr w:type="gramEnd"/>
+      <w:r>
+        <w:t xml:space="preserve">, red squirrel, </w:t>
+      </w:r>
+      <w:proofErr w:type="spellStart"/>
+      <w:r>
+        <w:rPr>
+          <w:i/>
+          <w:iCs/>
+        </w:rPr>
+        <w:t>Tamiasciurus</w:t>
+      </w:r>
+      <w:proofErr w:type="spellEnd"/>
+      <w:r>
+        <w:rPr>
+          <w:i/>
+          <w:iCs/>
+        </w:rPr>
+        <w:t xml:space="preserve"> </w:t>
+      </w:r>
+      <w:proofErr w:type="spellStart"/>
+      <w:r>
+        <w:rPr>
+          <w:i/>
+          <w:iCs/>
+        </w:rPr>
+        <w:t>hudsonicus</w:t>
+      </w:r>
+      <w:proofErr w:type="spellEnd"/>
+      <w:r>
+        <w:t>, configuration, landscape structure, wildlife distributions, spatial scale</w:t>
+      </w:r>
+      <w:r>
+        <w:t>, oil sands, natural resource management</w:t>
+      </w:r>
+      <w:r>
+        <w:br w:type="page"/>
+      </w:r>
     </w:p>
     <w:p>
       <w:pPr>
@@ -29,719 +498,8 @@
           <w:bCs/>
         </w:rPr>
       </w:pPr>
-    </w:p>
-    <w:p>
-      <w:pPr>
-        <w:rPr>
-          <w:b/>
-          <w:bCs/>
-        </w:rPr>
-      </w:pPr>
-      <w:r>
-        <w:rPr>
-          <w:b/>
-          <w:bCs/>
-        </w:rPr>
-        <w:t>Authors and affiliations:</w:t>
-      </w:r>
-    </w:p>
-    <w:p>
-      <w:r>
-        <w:t>Aidan Brushett</w:t>
-      </w:r>
-      <w:r>
-        <w:rPr>
-          <w:vertAlign w:val="superscript"/>
-        </w:rPr>
-        <w:t>1</w:t>
-      </w:r>
-      <w:r>
-        <w:rPr>
-          <w:vertAlign w:val="superscript"/>
-        </w:rPr>
-        <w:t>,2</w:t>
-      </w:r>
-      <w:r>
-        <w:rPr>
-          <w:vertAlign w:val="superscript"/>
-        </w:rPr>
-        <w:t>,3</w:t>
-      </w:r>
-      <w:r>
-        <w:t>, Emerald Arthurs</w:t>
-      </w:r>
-      <w:r>
-        <w:rPr>
-          <w:vertAlign w:val="superscript"/>
-        </w:rPr>
-        <w:t>2</w:t>
-      </w:r>
-      <w:r>
-        <w:rPr>
-          <w:vertAlign w:val="superscript"/>
-        </w:rPr>
-        <w:t>,3</w:t>
-      </w:r>
-      <w:r>
-        <w:t xml:space="preserve">, </w:t>
-      </w:r>
-      <w:r>
-        <w:t>Andrew Barnas</w:t>
-      </w:r>
-      <w:r>
-        <w:rPr>
-          <w:vertAlign w:val="superscript"/>
-        </w:rPr>
-        <w:t>2</w:t>
-      </w:r>
-      <w:r>
-        <w:t xml:space="preserve">, </w:t>
-      </w:r>
-      <w:r>
-        <w:t>Marissa</w:t>
-      </w:r>
-      <w:r>
-        <w:t xml:space="preserve"> A.</w:t>
-      </w:r>
-      <w:r>
-        <w:t xml:space="preserve"> </w:t>
-      </w:r>
-      <w:r>
-        <w:t>Dyck</w:t>
-      </w:r>
-      <w:r>
-        <w:rPr>
-          <w:vertAlign w:val="superscript"/>
-        </w:rPr>
-        <w:t>2,4</w:t>
-      </w:r>
-      <w:r>
-        <w:t xml:space="preserve">, </w:t>
-      </w:r>
-      <w:r>
-        <w:t>Jason</w:t>
-      </w:r>
-      <w:r>
-        <w:t xml:space="preserve"> T. Fisher</w:t>
-      </w:r>
-      <w:r>
-        <w:rPr>
-          <w:vertAlign w:val="superscript"/>
-        </w:rPr>
-        <w:t>2,4</w:t>
-      </w:r>
-    </w:p>
-    <w:p>
-      <w:r>
-        <w:rPr>
-          <w:vertAlign w:val="superscript"/>
-        </w:rPr>
-        <w:t>1</w:t>
-      </w:r>
-      <w:r>
-        <w:t xml:space="preserve"> Correspondence author. Email: aidanbrushett@uvic.ca</w:t>
-      </w:r>
-    </w:p>
-    <w:p>
-      <w:r>
-        <w:rPr>
-          <w:vertAlign w:val="superscript"/>
-        </w:rPr>
-        <w:t>2</w:t>
-      </w:r>
-      <w:r>
-        <w:t xml:space="preserve"> School of Environmental Studies, University of Victoria, </w:t>
-      </w:r>
-      <w:r>
-        <w:t xml:space="preserve">Victoria, British Columbia, </w:t>
-      </w:r>
-      <w:r>
-        <w:t>Canada</w:t>
-      </w:r>
-    </w:p>
-    <w:p>
-      <w:r>
-        <w:rPr>
-          <w:vertAlign w:val="superscript"/>
-        </w:rPr>
-        <w:t>3</w:t>
-      </w:r>
-      <w:r>
-        <w:t>Authors contributed equally</w:t>
-      </w:r>
-    </w:p>
-    <w:p>
-      <w:pPr>
-        <w:rPr>
-          <w:b/>
-        </w:rPr>
-      </w:pPr>
-      <w:r>
-        <w:rPr>
-          <w:vertAlign w:val="superscript"/>
-        </w:rPr>
-        <w:t>4</w:t>
-      </w:r>
-      <w:r>
-        <w:t xml:space="preserve"> </w:t>
-      </w:r>
-      <w:r>
-        <w:t xml:space="preserve">Equal </w:t>
-      </w:r>
-      <w:r>
-        <w:t>s</w:t>
-      </w:r>
-      <w:r>
-        <w:t xml:space="preserve">enior </w:t>
-      </w:r>
-      <w:r>
-        <w:t>a</w:t>
-      </w:r>
-      <w:r>
-        <w:t>uthors</w:t>
-      </w:r>
-    </w:p>
-    <w:p>
-      <w:pPr>
-        <w:rPr>
-          <w:b/>
-          <w:bCs/>
-        </w:rPr>
-      </w:pPr>
-    </w:p>
-    <w:p>
-      <w:r>
-        <w:rPr>
-          <w:b/>
-          <w:bCs/>
-        </w:rPr>
-        <w:t xml:space="preserve">Keywords: </w:t>
-      </w:r>
-      <w:r>
-        <w:t xml:space="preserve">Boreal ecology, camera </w:t>
-      </w:r>
-      <w:proofErr w:type="gramStart"/>
-      <w:r>
-        <w:t>trap</w:t>
-      </w:r>
-      <w:proofErr w:type="gramEnd"/>
-      <w:r>
-        <w:t xml:space="preserve">, red </w:t>
-      </w:r>
-      <w:proofErr w:type="gramStart"/>
-      <w:r>
-        <w:t>squirrel</w:t>
-      </w:r>
-      <w:proofErr w:type="gramEnd"/>
-      <w:r>
-        <w:t xml:space="preserve">, </w:t>
-      </w:r>
-      <w:proofErr w:type="spellStart"/>
-      <w:r>
-        <w:rPr>
-          <w:i/>
-          <w:iCs/>
-        </w:rPr>
-        <w:t>Tamiasciurus</w:t>
-      </w:r>
-      <w:proofErr w:type="spellEnd"/>
-      <w:r>
-        <w:rPr>
-          <w:i/>
-          <w:iCs/>
-        </w:rPr>
-        <w:t xml:space="preserve"> </w:t>
-      </w:r>
-      <w:proofErr w:type="spellStart"/>
-      <w:r>
-        <w:rPr>
-          <w:i/>
-          <w:iCs/>
-        </w:rPr>
-        <w:t>hudsonicus</w:t>
-      </w:r>
-      <w:proofErr w:type="spellEnd"/>
-      <w:r>
-        <w:t>, configuration, landscape structure, wildlife distributions, spatial scale</w:t>
-      </w:r>
-      <w:r>
-        <w:t>, oil sands, natural resource management</w:t>
-      </w:r>
-    </w:p>
-    <w:p>
-      <w:pPr>
-        <w:rPr>
-          <w:b/>
-          <w:bCs/>
-        </w:rPr>
-      </w:pPr>
-    </w:p>
-    <w:p>
-      <w:r>
-        <w:rPr>
-          <w:b/>
-          <w:bCs/>
-        </w:rPr>
-        <w:t>Main text word count:</w:t>
-      </w:r>
-      <w:r>
-        <w:rPr>
-          <w:b/>
-          <w:bCs/>
-        </w:rPr>
-        <w:t xml:space="preserve"> </w:t>
-      </w:r>
-      <w:r>
-        <w:t>5650</w:t>
-      </w:r>
-      <w:r>
-        <w:rPr>
-          <w:b/>
-          <w:bCs/>
-        </w:rPr>
-        <w:br w:type="page"/>
-      </w:r>
-    </w:p>
-    <w:p>
-      <w:pPr>
-        <w:rPr>
-          <w:b/>
-          <w:bCs/>
-        </w:rPr>
-      </w:pPr>
-      <w:r>
-        <w:rPr>
-          <w:b/>
-          <w:bCs/>
-        </w:rPr>
-        <w:lastRenderedPageBreak/>
-        <w:t>Abstract</w:t>
-      </w:r>
-    </w:p>
-    <w:p>
-      <w:r>
-        <w:t xml:space="preserve">1. </w:t>
-      </w:r>
-      <w:r>
-        <w:t xml:space="preserve">Biodiversity is lost through habitat loss and fragmentation, but the </w:t>
-      </w:r>
-      <w:r>
-        <w:t>independent role of landscape configuration remains</w:t>
-      </w:r>
-      <w:r>
-        <w:t xml:space="preserve"> empirically contentious</w:t>
-      </w:r>
-      <w:r>
-        <w:t>. Island biogeography theory</w:t>
-      </w:r>
-      <w:r>
-        <w:t xml:space="preserve"> and fragmentation theory</w:t>
-      </w:r>
-      <w:r>
-        <w:t xml:space="preserve"> suggest</w:t>
-      </w:r>
-      <w:r>
-        <w:t xml:space="preserve"> that the spatial arrangement of habitat patches</w:t>
-      </w:r>
-      <w:r>
-        <w:t xml:space="preserve"> </w:t>
-      </w:r>
-      <w:r>
-        <w:t>influences species distribution and</w:t>
-      </w:r>
-      <w:r>
-        <w:t xml:space="preserve"> diversity</w:t>
-      </w:r>
-      <w:r>
-        <w:t>. A</w:t>
-      </w:r>
-      <w:r>
-        <w:t xml:space="preserve">daptation </w:t>
-      </w:r>
-      <w:r>
-        <w:t xml:space="preserve">of </w:t>
-      </w:r>
-      <w:r>
-        <w:t>such</w:t>
-      </w:r>
-      <w:r>
-        <w:t xml:space="preserve"> frameworks </w:t>
-      </w:r>
-      <w:r>
-        <w:t>to contiguous terrestrial landscape</w:t>
-      </w:r>
-      <w:r>
-        <w:t>s</w:t>
-      </w:r>
-      <w:r>
-        <w:t xml:space="preserve"> </w:t>
-      </w:r>
-      <w:r>
-        <w:t>undergoing</w:t>
-      </w:r>
-      <w:r>
-        <w:t xml:space="preserve"> anthropogenic</w:t>
-      </w:r>
-      <w:r>
-        <w:t xml:space="preserve"> habitat modification</w:t>
-      </w:r>
-      <w:r>
-        <w:t xml:space="preserve"> is not well</w:t>
-      </w:r>
-      <w:r>
-        <w:t xml:space="preserve">-supported </w:t>
-      </w:r>
-      <w:r>
-        <w:t>empirically, in part due to</w:t>
-      </w:r>
-      <w:r>
-        <w:t xml:space="preserve"> challenging replication</w:t>
-      </w:r>
-      <w:r>
-        <w:t xml:space="preserve"> </w:t>
-      </w:r>
-      <w:r>
-        <w:t xml:space="preserve">demands </w:t>
-      </w:r>
-      <w:r>
-        <w:t>from multiple patches in multiple landscapes</w:t>
-      </w:r>
-      <w:r>
-        <w:t>.</w:t>
-      </w:r>
-      <w:r>
-        <w:t xml:space="preserve"> </w:t>
-      </w:r>
-    </w:p>
-    <w:p>
-      <w:r>
-        <w:t xml:space="preserve">2. </w:t>
-      </w:r>
-      <w:r>
-        <w:t>We investigate these concepts using a uniquely large dataset on species occurrence from 430 camera-traps</w:t>
-      </w:r>
-      <w:r>
-        <w:t xml:space="preserve"> </w:t>
-      </w:r>
-      <w:r>
-        <w:t xml:space="preserve">in 10 landscapes throughout the heavily </w:t>
-      </w:r>
-      <w:r>
-        <w:t>industrialized</w:t>
-      </w:r>
-      <w:r>
-        <w:t xml:space="preserve"> North American western boreal forest </w:t>
-      </w:r>
-      <w:r>
-        <w:t xml:space="preserve">using </w:t>
-      </w:r>
-      <w:r>
-        <w:t xml:space="preserve">a </w:t>
-      </w:r>
-      <w:r>
-        <w:t xml:space="preserve">small </w:t>
-      </w:r>
-      <w:r>
-        <w:t>mammal</w:t>
-      </w:r>
-      <w:r>
-        <w:t xml:space="preserve"> forager</w:t>
-      </w:r>
-      <w:r>
-        <w:t xml:space="preserve">, </w:t>
-      </w:r>
-      <w:r>
-        <w:t>the American red squirrel (</w:t>
-      </w:r>
-      <w:proofErr w:type="spellStart"/>
-      <w:r>
-        <w:rPr>
-          <w:i/>
-          <w:iCs/>
-        </w:rPr>
-        <w:t>Tamiasciurus</w:t>
-      </w:r>
-      <w:proofErr w:type="spellEnd"/>
-      <w:r>
-        <w:rPr>
-          <w:i/>
-          <w:iCs/>
-        </w:rPr>
-        <w:t xml:space="preserve"> </w:t>
-      </w:r>
-      <w:proofErr w:type="spellStart"/>
-      <w:r>
-        <w:rPr>
-          <w:i/>
-          <w:iCs/>
-        </w:rPr>
-        <w:t>hudsonicus</w:t>
-      </w:r>
-      <w:proofErr w:type="spellEnd"/>
-      <w:r>
-        <w:t>)</w:t>
-      </w:r>
-      <w:r>
-        <w:t>, as a model species</w:t>
-      </w:r>
-      <w:r>
-        <w:t xml:space="preserve">. </w:t>
-      </w:r>
-      <w:r>
-        <w:t>We</w:t>
-      </w:r>
-      <w:r>
-        <w:t xml:space="preserve"> used multi-model selection to compare the relative influence of </w:t>
-      </w:r>
-      <w:r>
-        <w:t>patch</w:t>
-      </w:r>
-      <w:r>
-        <w:t xml:space="preserve"> composition and </w:t>
-      </w:r>
-      <w:r>
-        <w:t xml:space="preserve">landscape </w:t>
-      </w:r>
-      <w:r>
-        <w:t>configuration stemming from petroleum extraction</w:t>
-      </w:r>
-      <w:r>
-        <w:t xml:space="preserve"> and</w:t>
-      </w:r>
-      <w:r>
-        <w:t xml:space="preserve"> timber harvest</w:t>
-      </w:r>
-      <w:r>
-        <w:t xml:space="preserve"> </w:t>
-      </w:r>
-      <w:r>
-        <w:t xml:space="preserve">on </w:t>
-      </w:r>
-      <w:r>
-        <w:t>red squirrel</w:t>
-      </w:r>
-      <w:r>
-        <w:t xml:space="preserve"> </w:t>
-      </w:r>
-      <w:r>
-        <w:t>distribution</w:t>
-      </w:r>
-      <w:r>
-        <w:t xml:space="preserve"> at multiple spatial scales</w:t>
-      </w:r>
-      <w:r>
-        <w:t>.</w:t>
-      </w:r>
-      <w:r>
-        <w:t xml:space="preserve"> </w:t>
-      </w:r>
-    </w:p>
-    <w:p>
-      <w:r>
-        <w:t xml:space="preserve">3. </w:t>
-      </w:r>
-      <w:r>
-        <w:t>A</w:t>
-      </w:r>
-      <w:r>
-        <w:t>bundance was best explained by natural habitat characteristics on local spatial scale</w:t>
-      </w:r>
-      <w:r>
-        <w:t xml:space="preserve">s, but red </w:t>
-      </w:r>
-      <w:r>
-        <w:t>squirrels declined</w:t>
-      </w:r>
-      <w:r>
-        <w:t xml:space="preserve"> with anthropogenic edge density </w:t>
-      </w:r>
-      <w:r>
-        <w:t xml:space="preserve">at </w:t>
-      </w:r>
-      <w:r>
-        <w:t xml:space="preserve">the population </w:t>
-      </w:r>
-      <w:r>
-        <w:t>scale</w:t>
-      </w:r>
-      <w:r>
-        <w:t xml:space="preserve">. </w:t>
-      </w:r>
-      <w:r>
-        <w:t xml:space="preserve">Red squirrels increased with cumulative </w:t>
-      </w:r>
-      <w:r>
-        <w:t xml:space="preserve">site disturbance </w:t>
-      </w:r>
-      <w:r>
-        <w:t>consistent with</w:t>
-      </w:r>
-      <w:r>
-        <w:t xml:space="preserve"> resource complement</w:t>
-      </w:r>
-      <w:r>
-        <w:t>ation theory</w:t>
-      </w:r>
-      <w:r>
-        <w:t>.</w:t>
-      </w:r>
-      <w:r>
-        <w:t xml:space="preserve"> </w:t>
-      </w:r>
-      <w:r>
-        <w:t xml:space="preserve">Edge density interacted with cumulative site </w:t>
-      </w:r>
-      <w:r>
-        <w:t>disturbance</w:t>
-      </w:r>
-      <w:r>
-        <w:t>,</w:t>
-      </w:r>
-      <w:r>
-        <w:t xml:space="preserve"> such that edge effects were more strongly negative in heavily disturbed landscapes. </w:t>
-      </w:r>
-    </w:p>
-    <w:p>
-      <w:r>
-        <w:t xml:space="preserve">4. </w:t>
-      </w:r>
-      <w:r>
-        <w:t xml:space="preserve">We </w:t>
-      </w:r>
-      <w:r>
-        <w:t>contend</w:t>
-      </w:r>
-      <w:r>
-        <w:t xml:space="preserve"> </w:t>
-      </w:r>
-      <w:r>
-        <w:t>this</w:t>
-      </w:r>
-      <w:r>
-        <w:t xml:space="preserve"> negative</w:t>
-      </w:r>
-      <w:r>
-        <w:t xml:space="preserve"> population-level </w:t>
-      </w:r>
-      <w:r>
-        <w:t>change</w:t>
-      </w:r>
-      <w:r>
-        <w:t xml:space="preserve"> </w:t>
-      </w:r>
-      <w:r>
-        <w:t xml:space="preserve">arises </w:t>
-      </w:r>
-      <w:r>
-        <w:t>from increased encounters with mammalian and avian predators at forest edges. Anthropogenic disturbances that create a high amount of edge habitat have a disproportionately negative impact on red squirrels</w:t>
-      </w:r>
-      <w:r>
-        <w:t xml:space="preserve">. </w:t>
-      </w:r>
-    </w:p>
-    <w:p>
-      <w:r>
-        <w:t xml:space="preserve">5. </w:t>
-      </w:r>
-      <w:r>
-        <w:rPr>
-          <w:i/>
-          <w:iCs/>
-        </w:rPr>
-        <w:t xml:space="preserve">Synthesis and applications. </w:t>
-      </w:r>
-      <w:r>
-        <w:t xml:space="preserve">While ecologists and conservationists focus on amount of habitat lost, we </w:t>
-      </w:r>
-      <w:r>
-        <w:t>demonstrate</w:t>
-      </w:r>
-      <w:r>
-        <w:t xml:space="preserve"> that both c</w:t>
-      </w:r>
-      <w:r>
-        <w:t xml:space="preserve">omposition and spatial configuration must be considered on appropriate spatial scales when assessing wildlife responses to anthropogenic </w:t>
-      </w:r>
-      <w:r>
-        <w:t>land-use</w:t>
-      </w:r>
-      <w:r>
-        <w:t xml:space="preserve"> and </w:t>
-      </w:r>
-      <w:r>
-        <w:lastRenderedPageBreak/>
-        <w:t>developing management strategies in patchy ecosystems</w:t>
-      </w:r>
-      <w:r>
-        <w:t>.</w:t>
-      </w:r>
-      <w:r>
-        <w:t xml:space="preserve"> </w:t>
-      </w:r>
-      <w:r>
-        <w:t>Our</w:t>
-      </w:r>
-      <w:r>
-        <w:t xml:space="preserve"> modelling </w:t>
-      </w:r>
-      <w:r>
-        <w:t>approach</w:t>
-      </w:r>
-      <w:r>
-        <w:t xml:space="preserve"> </w:t>
-      </w:r>
-      <w:r>
-        <w:t xml:space="preserve">is </w:t>
-      </w:r>
-      <w:r>
-        <w:t>directly transferable to</w:t>
-      </w:r>
-      <w:r>
-        <w:t xml:space="preserve"> </w:t>
-      </w:r>
-      <w:r>
-        <w:t>any landscape-level</w:t>
-      </w:r>
-      <w:r>
-        <w:t xml:space="preserve"> occurrence data and </w:t>
-      </w:r>
-      <w:r>
-        <w:t>may yield valuable insights for any</w:t>
-      </w:r>
-      <w:r>
-        <w:t xml:space="preserve"> species impacted </w:t>
-      </w:r>
-      <w:r>
-        <w:t xml:space="preserve">by </w:t>
-      </w:r>
-      <w:r>
-        <w:t>widespread habitat</w:t>
-      </w:r>
-      <w:r>
-        <w:t xml:space="preserve"> </w:t>
-      </w:r>
-      <w:r>
-        <w:t>modification</w:t>
-      </w:r>
-      <w:r>
-        <w:t>.</w:t>
-      </w:r>
-      <w:r>
-        <w:t xml:space="preserve"> </w:t>
-      </w:r>
-      <w:r>
-        <w:br w:type="page"/>
-      </w:r>
-    </w:p>
-    <w:p>
-      <w:pPr>
-        <w:rPr>
-          <w:b/>
-          <w:bCs/>
-        </w:rPr>
-      </w:pPr>
-      <w:bookmarkStart w:id="1" w:name="_e9aaleui00xc" w:colFirst="0" w:colLast="0"/>
-      <w:bookmarkEnd w:id="1"/>
+      <w:bookmarkStart w:id="0" w:name="_e9aaleui00xc" w:colFirst="0" w:colLast="0"/>
+      <w:bookmarkEnd w:id="0"/>
       <w:r>
         <w:rPr>
           <w:b/>
@@ -3558,14 +3316,28 @@
           <w:bCs/>
         </w:rPr>
       </w:pPr>
-      <w:bookmarkStart w:id="2" w:name="_6xj2bywd0w5i" w:colFirst="0" w:colLast="0"/>
-      <w:bookmarkEnd w:id="2"/>
+      <w:bookmarkStart w:id="1" w:name="_6xj2bywd0w5i" w:colFirst="0" w:colLast="0"/>
+      <w:bookmarkEnd w:id="1"/>
       <w:r>
         <w:rPr>
           <w:b/>
           <w:bCs/>
         </w:rPr>
-        <w:t>Methods</w:t>
+        <w:t>M</w:t>
+      </w:r>
+      <w:r>
+        <w:rPr>
+          <w:b/>
+          <w:bCs/>
+        </w:rPr>
+        <w:t>aterials and m</w:t>
+      </w:r>
+      <w:r>
+        <w:rPr>
+          <w:b/>
+          <w:bCs/>
+        </w:rPr>
+        <w:t>ethods</w:t>
       </w:r>
       <w:r>
         <w:rPr>
@@ -3626,8 +3398,8 @@
           <w:iCs/>
         </w:rPr>
       </w:pPr>
-      <w:bookmarkStart w:id="3" w:name="_nuznztcgqd2h" w:colFirst="0" w:colLast="0"/>
-      <w:bookmarkEnd w:id="3"/>
+      <w:bookmarkStart w:id="2" w:name="_nuznztcgqd2h" w:colFirst="0" w:colLast="0"/>
+      <w:bookmarkEnd w:id="2"/>
       <w:r>
         <w:rPr>
           <w:b/>
@@ -3885,8 +3657,8 @@
           <w:iCs/>
         </w:rPr>
       </w:pPr>
-      <w:bookmarkStart w:id="4" w:name="_hnlj1842pz0d" w:colFirst="0" w:colLast="0"/>
-      <w:bookmarkEnd w:id="4"/>
+      <w:bookmarkStart w:id="3" w:name="_hnlj1842pz0d" w:colFirst="0" w:colLast="0"/>
+      <w:bookmarkEnd w:id="3"/>
       <w:r>
         <w:rPr>
           <w:b/>
@@ -4233,7 +4005,10 @@
         <w:t xml:space="preserve"> (</w:t>
       </w:r>
       <w:r>
-        <w:t xml:space="preserve">Appendix S1: </w:t>
+        <w:t>Supporting Information</w:t>
+      </w:r>
+      <w:r>
+        <w:t xml:space="preserve">: </w:t>
       </w:r>
       <w:r>
         <w:t>Fig. S1)</w:t>
@@ -4534,8 +4309,8 @@
           <w:iCs/>
         </w:rPr>
       </w:pPr>
-      <w:bookmarkStart w:id="5" w:name="_z4771mhcy2uo" w:colFirst="0" w:colLast="0"/>
-      <w:bookmarkEnd w:id="5"/>
+      <w:bookmarkStart w:id="4" w:name="_z4771mhcy2uo" w:colFirst="0" w:colLast="0"/>
+      <w:bookmarkEnd w:id="4"/>
       <w:r>
         <w:rPr>
           <w:b/>
@@ -4635,20 +4410,23 @@
         <w:t xml:space="preserve">a priori </w:t>
       </w:r>
       <w:r>
-        <w:t>to be ecologically related to red squirrel relative abundance (</w:t>
-      </w:r>
-      <w:r>
-        <w:t>Appendix S1:</w:t>
+        <w:t xml:space="preserve">to be ecologically related to red squirrel relative abundance </w:t>
+      </w:r>
+      <w:r>
+        <w:lastRenderedPageBreak/>
+        <w:t>(</w:t>
+      </w:r>
+      <w:r>
+        <w:t>Supporting Information</w:t>
+      </w:r>
+      <w:r>
+        <w:t>:</w:t>
       </w:r>
       <w:r>
         <w:t xml:space="preserve"> Table S1</w:t>
       </w:r>
       <w:r>
-        <w:t xml:space="preserve">). Since habitat relationships arise on spatial scales that are taxa- and </w:t>
-      </w:r>
-      <w:r>
-        <w:lastRenderedPageBreak/>
-        <w:t>context-specific</w:t>
+        <w:t>). Since habitat relationships arise on spatial scales that are taxa- and context-specific</w:t>
       </w:r>
       <w:r>
         <w:t xml:space="preserve"> </w:t>
@@ -4804,7 +4582,10 @@
         <w:t xml:space="preserve">increments. First, we measured landscape composition: this included the proportion of area around each camera site covered by each dominant land cover type (e.g., forest type, wetland, shrub) and recent (0–15 years) fire disturbance, as well as the proportion of area covered by anthropogenic disturbances (e.g., well pads, roads, timber harvest blocks 0–15 years old; </w:t>
       </w:r>
       <w:r>
-        <w:t>Appendix S1:</w:t>
+        <w:t>Supporting Information</w:t>
+      </w:r>
+      <w:r>
+        <w:t>:</w:t>
       </w:r>
       <w:r>
         <w:t xml:space="preserve"> Table S1</w:t>
@@ -4867,7 +4648,10 @@
         <w:t>(</w:t>
       </w:r>
       <w:r>
-        <w:t>Appendix S1:</w:t>
+        <w:t>Supporting Information</w:t>
+      </w:r>
+      <w:r>
+        <w:t>:</w:t>
       </w:r>
       <w:r>
         <w:t xml:space="preserve"> Table S1</w:t>
@@ -4942,7 +4726,10 @@
         <w:t>, representing dominance and how evenly different land cover types were distributed across the landscape. Cohesion was highly correlated with edge density (Spearman’s r = -0.95) and had low variance among sites (</w:t>
       </w:r>
       <w:r>
-        <w:t>Appendix S1:</w:t>
+        <w:t>Supporting Information</w:t>
+      </w:r>
+      <w:r>
+        <w:t>:</w:t>
       </w:r>
       <w:r>
         <w:t xml:space="preserve"> Table S1</w:t>
@@ -5080,8 +4867,8 @@
           <w:iCs/>
         </w:rPr>
       </w:pPr>
-      <w:bookmarkStart w:id="6" w:name="_k5070zi1ssfz" w:colFirst="0" w:colLast="0"/>
-      <w:bookmarkEnd w:id="6"/>
+      <w:bookmarkStart w:id="5" w:name="_k5070zi1ssfz" w:colFirst="0" w:colLast="0"/>
+      <w:bookmarkEnd w:id="5"/>
       <w:r>
         <w:rPr>
           <w:b/>
@@ -5100,6 +4887,7 @@
         </w:rPr>
       </w:pPr>
       <w:r>
+        <w:lastRenderedPageBreak/>
         <w:t xml:space="preserve">Spatial responses of red squirrels to landscape structure were </w:t>
       </w:r>
       <w:r>
@@ -5148,11 +4936,7 @@
         <w:t>We</w:t>
       </w:r>
       <w:r>
-        <w:t xml:space="preserve"> used </w:t>
-      </w:r>
-      <w:r>
-        <w:lastRenderedPageBreak/>
-        <w:t>generalized linear mixed models with a negative binomial distribution and log</w:t>
+        <w:t xml:space="preserve"> used generalized linear mixed models with a negative binomial distribution and log</w:t>
       </w:r>
       <w:r>
         <w:t>-</w:t>
@@ -5167,7 +4951,10 @@
         <w:t>to account for overdispersion of red squirrel detection data (</w:t>
       </w:r>
       <w:r>
-        <w:t>Appendix S1: Equation S1</w:t>
+        <w:t>Supporting Information</w:t>
+      </w:r>
+      <w:r>
+        <w:t>: Equation S1</w:t>
       </w:r>
       <w:r>
         <w:t>)</w:t>
@@ -5175,7 +4962,7 @@
       <w:r>
         <w:t xml:space="preserve">. </w:t>
       </w:r>
-      <w:bookmarkStart w:id="7" w:name="_Hlk206248786"/>
+      <w:bookmarkStart w:id="6" w:name="_Hlk206248786"/>
       <w:r>
         <w:t>We modeled monthly independent detections of red squirrels as our response variable.</w:t>
       </w:r>
@@ -5198,7 +4985,13 @@
         <w:t xml:space="preserve"> site and array, which were assumed to have a normally distributed variance</w:t>
       </w:r>
       <w:r>
-        <w:t xml:space="preserve"> (Appendix S1: Equation S1)</w:t>
+        <w:t xml:space="preserve"> (</w:t>
+      </w:r>
+      <w:r>
+        <w:t>Supporting Information</w:t>
+      </w:r>
+      <w:r>
+        <w:t>: Equation S1)</w:t>
       </w:r>
       <w:r>
         <w:t>.</w:t>
@@ -5257,7 +5050,7 @@
       <w:r>
         <w:t xml:space="preserve">of relative effect sizes. </w:t>
       </w:r>
-      <w:bookmarkEnd w:id="7"/>
+      <w:bookmarkEnd w:id="6"/>
     </w:p>
     <w:p>
       <w:pPr>
@@ -5306,7 +5099,10 @@
         <w:t>(</w:t>
       </w:r>
       <w:r>
-        <w:t>Appendix S1:</w:t>
+        <w:t>Supporting Information</w:t>
+      </w:r>
+      <w:r>
+        <w:t>:</w:t>
       </w:r>
       <w:r>
         <w:t xml:space="preserve"> Table S1</w:t>
@@ -5434,7 +5230,10 @@
         <w:t>(</w:t>
       </w:r>
       <w:r>
-        <w:t>Appendix S1:</w:t>
+        <w:t>Supporting Information</w:t>
+      </w:r>
+      <w:r>
+        <w:t>:</w:t>
       </w:r>
       <w:r>
         <w:t xml:space="preserve"> Table S1</w:t>
@@ -5509,7 +5308,11 @@
         <w:t>From</w:t>
       </w:r>
       <w:r>
-        <w:t xml:space="preserve"> these candidate models, we identified the best-supported natural land cover predictors</w:t>
+        <w:t xml:space="preserve"> these candidate models, we identified the best-supported natural land cover </w:t>
+      </w:r>
+      <w:r>
+        <w:lastRenderedPageBreak/>
+        <w:t>predictors</w:t>
       </w:r>
       <w:r>
         <w:t xml:space="preserve"> and</w:t>
@@ -5581,11 +5384,7 @@
         <w:t xml:space="preserve">most </w:t>
       </w:r>
       <w:r>
-        <w:t xml:space="preserve">other anthropogenic </w:t>
-      </w:r>
-      <w:r>
-        <w:lastRenderedPageBreak/>
-        <w:t xml:space="preserve">disturbances </w:t>
+        <w:t xml:space="preserve">other anthropogenic disturbances </w:t>
       </w:r>
       <w:r>
         <w:t xml:space="preserve">at the selected spatial scales </w:t>
@@ -5594,7 +5393,10 @@
         <w:t>(</w:t>
       </w:r>
       <w:r>
-        <w:t>Appendix S1:</w:t>
+        <w:t>Supporting Information</w:t>
+      </w:r>
+      <w:r>
+        <w:t>:</w:t>
       </w:r>
       <w:r>
         <w:t xml:space="preserve"> Table S</w:t>
@@ -5804,7 +5606,19 @@
         <w:rPr>
           <w:lang w:val="en-CA"/>
         </w:rPr>
-        <w:t xml:space="preserve"> (Appendix S1: Fig. S3)</w:t>
+        <w:t xml:space="preserve"> (</w:t>
+      </w:r>
+      <w:r>
+        <w:rPr>
+          <w:lang w:val="en-CA"/>
+        </w:rPr>
+        <w:t>Supporting Information</w:t>
+      </w:r>
+      <w:r>
+        <w:rPr>
+          <w:lang w:val="en-CA"/>
+        </w:rPr>
+        <w:t>: Fig. S3)</w:t>
       </w:r>
       <w:r>
         <w:rPr>
@@ -5997,7 +5811,11 @@
         <w:t xml:space="preserve">around the camera </w:t>
       </w:r>
       <w:r>
-        <w:t>at a 100</w:t>
+        <w:t xml:space="preserve">at a </w:t>
+      </w:r>
+      <w:r>
+        <w:lastRenderedPageBreak/>
+        <w:t>100</w:t>
       </w:r>
       <w:r>
         <w:t xml:space="preserve">-m </w:t>
@@ -6088,11 +5906,7 @@
         <w:t>1)</w:t>
       </w:r>
       <w:r>
-        <w:t xml:space="preserve">, but </w:t>
-      </w:r>
-      <w:r>
-        <w:lastRenderedPageBreak/>
-        <w:t>was poorly supported (Table 1)</w:t>
+        <w:t>, but was poorly supported (Table 1)</w:t>
       </w:r>
       <w:r>
         <w:t xml:space="preserve">. </w:t>
@@ -6498,7 +6312,13 @@
         <w:rPr>
           <w:lang w:val="en-CA"/>
         </w:rPr>
-        <w:t>Appendix S1:</w:t>
+        <w:t>Supporting Information</w:t>
+      </w:r>
+      <w:r>
+        <w:rPr>
+          <w:lang w:val="en-CA"/>
+        </w:rPr>
+        <w:t>:</w:t>
       </w:r>
       <w:r>
         <w:rPr>
@@ -6558,7 +6378,11 @@
         <w:t>Table 1</w:t>
       </w:r>
       <w:r>
-        <w:t xml:space="preserve">), which included effects for the composition of most persistent energy-sector anthropogenic disturbances. In this model, red squirrel </w:t>
+        <w:t xml:space="preserve">), which included effects for the composition of most persistent </w:t>
+      </w:r>
+      <w:r>
+        <w:lastRenderedPageBreak/>
+        <w:t xml:space="preserve">energy-sector anthropogenic disturbances. In this model, red squirrel </w:t>
       </w:r>
       <w:r>
         <w:t>detections</w:t>
@@ -6588,7 +6412,10 @@
         <w:t>related to inactive well sites (</w:t>
       </w:r>
       <w:r>
-        <w:t>Appendix S1: Fig. S</w:t>
+        <w:t>Supporting Information</w:t>
+      </w:r>
+      <w:r>
+        <w:t>: Fig. S</w:t>
       </w:r>
       <w:r>
         <w:t>4</w:t>
@@ -6604,8 +6431,8 @@
           <w:bCs/>
         </w:rPr>
       </w:pPr>
-      <w:bookmarkStart w:id="8" w:name="_9f8fh6nyt2bw" w:colFirst="0" w:colLast="0"/>
-      <w:bookmarkEnd w:id="8"/>
+      <w:bookmarkStart w:id="7" w:name="_9f8fh6nyt2bw" w:colFirst="0" w:colLast="0"/>
+      <w:bookmarkEnd w:id="7"/>
     </w:p>
     <w:p>
       <w:pPr>
@@ -6627,7 +6454,6 @@
           <w:b/>
           <w:bCs/>
         </w:rPr>
-        <w:lastRenderedPageBreak/>
         <w:t>Discussion</w:t>
       </w:r>
     </w:p>
@@ -6970,7 +6796,11 @@
         <w:t>wildlife</w:t>
       </w:r>
       <w:r>
-        <w:t xml:space="preserve"> abundance predicted by theory </w:t>
+        <w:t xml:space="preserve"> abundance predicted </w:t>
+      </w:r>
+      <w:r>
+        <w:lastRenderedPageBreak/>
+        <w:t xml:space="preserve">by theory </w:t>
       </w:r>
       <w:r>
         <w:fldChar w:fldCharType="begin"/>
@@ -7155,11 +6985,7 @@
         <w:t xml:space="preserve">he industrial disturbances </w:t>
       </w:r>
       <w:r>
-        <w:t xml:space="preserve">currently observed in the </w:t>
-      </w:r>
-      <w:r>
-        <w:lastRenderedPageBreak/>
-        <w:t>western boreal</w:t>
+        <w:t>currently observed in the western boreal</w:t>
       </w:r>
       <w:r>
         <w:t xml:space="preserve"> </w:t>
@@ -7458,6 +7284,7 @@
         <w:ind w:firstLine="720"/>
       </w:pPr>
       <w:r>
+        <w:lastRenderedPageBreak/>
         <w:t>In contrast to natural land cover, the effects of anthropogenic disturbance composition and configuration were best explained at much larger spatial scales (4250</w:t>
       </w:r>
       <w:r>
@@ -7618,11 +7445,7 @@
         <w:t>that</w:t>
       </w:r>
       <w:r>
-        <w:t xml:space="preserve"> local resource </w:t>
-      </w:r>
-      <w:r>
-        <w:lastRenderedPageBreak/>
-        <w:t xml:space="preserve">availability and configuration of landscape disturbances simultaneously impact red squirrel populations via mechanisms operating on </w:t>
+        <w:t xml:space="preserve"> local resource availability and configuration of landscape disturbances simultaneously impact red squirrel populations via mechanisms operating on </w:t>
       </w:r>
       <w:r>
         <w:t xml:space="preserve">nested </w:t>
@@ -8269,7 +8092,11 @@
         <w:fldChar w:fldCharType="end"/>
       </w:r>
       <w:r>
-        <w:t xml:space="preserve">, especially if red squirrels are frequently </w:t>
+        <w:t xml:space="preserve">, especially if red </w:t>
+      </w:r>
+      <w:r>
+        <w:lastRenderedPageBreak/>
+        <w:t xml:space="preserve">squirrels are frequently </w:t>
       </w:r>
       <w:r>
         <w:t>required to</w:t>
@@ -8522,11 +8349,7 @@
         <w:t xml:space="preserve"> that c</w:t>
       </w:r>
       <w:r>
-        <w:t xml:space="preserve">leared </w:t>
-      </w:r>
-      <w:r>
-        <w:lastRenderedPageBreak/>
-        <w:t xml:space="preserve">anthropogenic features may </w:t>
+        <w:t xml:space="preserve">leared anthropogenic features may </w:t>
       </w:r>
       <w:r>
         <w:t xml:space="preserve">introduce resource heterogeneity in the form of complementation </w:t>
@@ -9210,7 +9033,13 @@
         <w:t xml:space="preserve">. </w:t>
       </w:r>
       <w:r>
-        <w:t>Our second-supported model supports these relationships (Table 1; Appendix S1: Fig. S</w:t>
+        <w:t xml:space="preserve">Our second-supported model supports these relationships (Table 1; </w:t>
+      </w:r>
+      <w:r>
+        <w:t>Supporting Information</w:t>
+      </w:r>
+      <w:r>
+        <w:t>: Fig. S</w:t>
       </w:r>
       <w:r>
         <w:t>4</w:t>
@@ -9229,9 +9058,10 @@
       <w:pPr>
         <w:ind w:firstLine="720"/>
       </w:pPr>
-      <w:bookmarkStart w:id="9" w:name="_22issswytjem" w:colFirst="0" w:colLast="0"/>
-      <w:bookmarkEnd w:id="9"/>
-      <w:r>
+      <w:bookmarkStart w:id="8" w:name="_22issswytjem" w:colFirst="0" w:colLast="0"/>
+      <w:bookmarkEnd w:id="8"/>
+      <w:r>
+        <w:lastRenderedPageBreak/>
         <w:t xml:space="preserve">Our camera traps were designed to simultaneously capture a wide variety of mammal </w:t>
       </w:r>
       <w:r>
@@ -9304,11 +9134,7 @@
         <w:t xml:space="preserve"> distribution within the matrix of remaining boreal habitat</w:t>
       </w:r>
       <w:r>
-        <w:t xml:space="preserve">, and camera traps were not deployed directly on industrial </w:t>
-      </w:r>
-      <w:r>
-        <w:lastRenderedPageBreak/>
-        <w:t>features themselves</w:t>
+        <w:t>, and camera traps were not deployed directly on industrial features themselves</w:t>
       </w:r>
       <w:r>
         <w:t xml:space="preserve">. </w:t>
@@ -9424,29 +9250,14 @@
       </w:r>
       <w:r>
         <w:t>.</w:t>
-      </w:r>
-    </w:p>
-    <w:p>
-      <w:pPr>
-        <w:rPr>
-          <w:b/>
-          <w:bCs/>
-        </w:rPr>
-      </w:pPr>
-      <w:bookmarkStart w:id="10" w:name="_9vhq2xeu7ytl" w:colFirst="0" w:colLast="0"/>
-      <w:bookmarkEnd w:id="10"/>
-      <w:r>
-        <w:rPr>
-          <w:b/>
-          <w:bCs/>
-        </w:rPr>
-        <w:t>Conclusions</w:t>
       </w:r>
     </w:p>
     <w:p>
       <w:pPr>
         <w:ind w:firstLine="720"/>
       </w:pPr>
+      <w:bookmarkStart w:id="9" w:name="_9vhq2xeu7ytl" w:colFirst="0" w:colLast="0"/>
+      <w:bookmarkEnd w:id="9"/>
       <w:r>
         <w:t xml:space="preserve">The novel landscape configuration generated by industrial </w:t>
       </w:r>
@@ -9546,7 +9357,11 @@
       </w:r>
       <w:proofErr w:type="gramEnd"/>
       <w:r>
-        <w:t xml:space="preserve"> sheds light on the impacts of industrial development within the small mammal community, a group largely overlooked in existing Boreal literature despite their importance and potential effects as basal species in the boreal mammal community. Moreover, we</w:t>
+        <w:t xml:space="preserve"> sheds light on the impacts of industrial development within the small mammal </w:t>
+      </w:r>
+      <w:r>
+        <w:lastRenderedPageBreak/>
+        <w:t>community, a group largely overlooked in existing Boreal literature despite their importance and potential effects as basal species in the boreal mammal community. Moreover, we</w:t>
       </w:r>
       <w:r>
         <w:t xml:space="preserve"> provide a modelling framework that could be widely applied to any species interacting with industrialized landscapes to disentangle the impacts </w:t>
@@ -9570,11 +9385,7 @@
         <w:t xml:space="preserve"> expands globally</w:t>
       </w:r>
       <w:r>
-        <w:t xml:space="preserve">, management of industrial activities will </w:t>
-      </w:r>
-      <w:r>
-        <w:lastRenderedPageBreak/>
-        <w:t xml:space="preserve">require cumulative risk approaches </w:t>
+        <w:t xml:space="preserve">, management of industrial activities will require cumulative risk approaches </w:t>
       </w:r>
       <w:r>
         <w:fldChar w:fldCharType="begin"/>
@@ -9621,151 +9432,29 @@
     </w:p>
     <w:p>
       <w:pPr>
+        <w:spacing w:line="276" w:lineRule="auto"/>
         <w:rPr>
           <w:b/>
           <w:bCs/>
+          <w:szCs w:val="24"/>
         </w:rPr>
       </w:pPr>
-      <w:bookmarkStart w:id="11" w:name="_nxm74ocr671m" w:colFirst="0" w:colLast="0"/>
-      <w:bookmarkStart w:id="12" w:name="_n50qcarm0yrg" w:colFirst="0" w:colLast="0"/>
+      <w:bookmarkStart w:id="10" w:name="_nxm74ocr671m" w:colFirst="0" w:colLast="0"/>
+      <w:bookmarkStart w:id="11" w:name="_n50qcarm0yrg" w:colFirst="0" w:colLast="0"/>
+      <w:bookmarkEnd w:id="10"/>
       <w:bookmarkEnd w:id="11"/>
-      <w:bookmarkEnd w:id="12"/>
       <w:r>
         <w:rPr>
           <w:b/>
           <w:bCs/>
-        </w:rPr>
-        <w:t>Author contributions</w:t>
+          <w:szCs w:val="24"/>
+        </w:rPr>
+        <w:br w:type="page"/>
       </w:r>
     </w:p>
     <w:p>
       <w:pPr>
         <w:rPr>
-          <w:highlight w:val="white"/>
-        </w:rPr>
-      </w:pPr>
-      <w:r>
-        <w:rPr>
-          <w:highlight w:val="white"/>
-        </w:rPr>
-        <w:t>Aidan Brushett and Emerald Arthurs conceived the study, designed the methodology, analyzed the data, and wrote the first draft of the manuscript; All authors collected the data; Jason Fisher oversaw the experimental design; All authors contributed meaningfully to the final draft of the manuscript and gave final approval for publication.</w:t>
-      </w:r>
-    </w:p>
-    <w:p>
-      <w:pPr>
-        <w:rPr>
-          <w:b/>
-          <w:bCs/>
-        </w:rPr>
-      </w:pPr>
-      <w:r>
-        <w:rPr>
-          <w:b/>
-          <w:bCs/>
-        </w:rPr>
-        <w:t>Acknowledgements</w:t>
-      </w:r>
-    </w:p>
-    <w:p>
-      <w:pPr>
-        <w:rPr>
-          <w:highlight w:val="white"/>
-        </w:rPr>
-      </w:pPr>
-      <w:r>
-        <w:rPr>
-          <w:highlight w:val="white"/>
-        </w:rPr>
-        <w:t>Field data were collected by Millicent Gaston, Rebecca Smith, Andrew Barnas, MacGregor Aubertin-Young, Laura Eliuk, Sandra Frey, Nicole Boucher, Shay Marks, Emerald Arthurs, Aidan Brushett, Madison Carlson, Megan Braun, Jamie Clarke, and Marissa Dyck. W</w:t>
-      </w:r>
-      <w:r>
-        <w:rPr>
-          <w:highlight w:val="white"/>
-        </w:rPr>
-        <w:t>e are grateful for land access provided by First Nations and private landowner</w:t>
-      </w:r>
-      <w:r>
-        <w:rPr>
-          <w:highlight w:val="white"/>
-        </w:rPr>
-        <w:t>s across the Boreal Plains to collect this data</w:t>
-      </w:r>
-      <w:r>
-        <w:rPr>
-          <w:highlight w:val="white"/>
-        </w:rPr>
-        <w:t xml:space="preserve">.  </w:t>
-      </w:r>
-      <w:r>
-        <w:rPr>
-          <w:highlight w:val="white"/>
-        </w:rPr>
-        <w:t xml:space="preserve">We are grateful to Millicent Gaston, Shay Marks, Madison Carlson, and Megan Braun for the many hours spent image processing. Funding was provided by the Oil Sands Monitoring (OSM) program, but this paper does not represent the views of that program. Additional support was provided by the Natural Sciences and Engineering Research Council (NSERC) Alliance Advantage Program. Student support was provided by NSERC’s Canada Graduate Scholarship program, the University of Victoria’s (UVIC) School of Environmental Studies, and UVIC’s Applied Conservation Macro Ecology (ACME) lab. </w:t>
-      </w:r>
-    </w:p>
-    <w:p>
-      <w:pPr>
-        <w:rPr>
-          <w:b/>
-          <w:bCs/>
-        </w:rPr>
-      </w:pPr>
-      <w:bookmarkStart w:id="13" w:name="_geax5ozcw9q5" w:colFirst="0" w:colLast="0"/>
-      <w:bookmarkEnd w:id="13"/>
-      <w:r>
-        <w:rPr>
-          <w:b/>
-          <w:bCs/>
-        </w:rPr>
-        <w:t>Conflict of interest</w:t>
-      </w:r>
-    </w:p>
-    <w:p>
-      <w:r>
-        <w:rPr>
-          <w:highlight w:val="white"/>
-        </w:rPr>
-        <w:t xml:space="preserve">The authors have no conflict of interest to declare. </w:t>
-      </w:r>
-      <w:bookmarkStart w:id="14" w:name="_r71kelrhzcb4" w:colFirst="0" w:colLast="0"/>
-      <w:bookmarkStart w:id="15" w:name="_qr3he6fkeia2" w:colFirst="0" w:colLast="0"/>
-      <w:bookmarkStart w:id="16" w:name="_5ba5u8x12n52" w:colFirst="0" w:colLast="0"/>
-      <w:bookmarkStart w:id="17" w:name="_lgnt7crpj5en" w:colFirst="0" w:colLast="0"/>
-      <w:bookmarkEnd w:id="14"/>
-      <w:bookmarkEnd w:id="15"/>
-      <w:bookmarkEnd w:id="16"/>
-      <w:bookmarkEnd w:id="17"/>
-    </w:p>
-    <w:p>
-      <w:pPr>
-        <w:rPr>
-          <w:b/>
-          <w:bCs/>
-        </w:rPr>
-      </w:pPr>
-      <w:r>
-        <w:rPr>
-          <w:b/>
-          <w:bCs/>
-        </w:rPr>
-        <w:t>Data</w:t>
-      </w:r>
-      <w:r>
-        <w:rPr>
-          <w:b/>
-          <w:bCs/>
-        </w:rPr>
-        <w:t xml:space="preserve"> availability statement</w:t>
-      </w:r>
-    </w:p>
-    <w:p>
-      <w:r>
-        <w:t>All data and code used to conduct this research are available in the public GitHub repository: https://github.com/aidanbrushett/OSM_red_squirrel_distribution.</w:t>
-      </w:r>
-    </w:p>
-    <w:p>
-      <w:pPr>
-        <w:rPr>
           <w:b/>
           <w:bCs/>
           <w:szCs w:val="24"/>
@@ -9781,10 +9470,10 @@
         <w:t>References</w:t>
       </w:r>
     </w:p>
-    <w:bookmarkStart w:id="18" w:name="_6a4kq0etjl5t" w:colFirst="0" w:colLast="0"/>
-    <w:bookmarkStart w:id="19" w:name="_4cznrppnwhre" w:colFirst="0" w:colLast="0"/>
-    <w:bookmarkEnd w:id="18"/>
-    <w:bookmarkEnd w:id="19"/>
+    <w:bookmarkStart w:id="12" w:name="_6a4kq0etjl5t" w:colFirst="0" w:colLast="0"/>
+    <w:bookmarkStart w:id="13" w:name="_4cznrppnwhre" w:colFirst="0" w:colLast="0"/>
+    <w:bookmarkEnd w:id="12"/>
+    <w:bookmarkEnd w:id="13"/>
     <w:p>
       <w:pPr>
         <w:pStyle w:val="EndNoteBibliography"/>
@@ -9851,16 +9540,10 @@
         <w:ind w:left="720" w:hanging="720"/>
       </w:pPr>
       <w:r>
-        <w:t xml:space="preserve">Andrén, H. 1994. Effects of Habitat Fragmentation on Birds and Mammals in Landscapes with Different Proportions of Suitable Habitat: A Review. Oikos </w:t>
-      </w:r>
-      <w:r>
-        <w:rPr>
-          <w:b/>
-        </w:rPr>
-        <w:t>71</w:t>
-      </w:r>
-      <w:r>
-        <w:t>:355-366.</w:t>
+        <w:t>Alberta Biodiversity Monitoring Institute.</w:t>
+      </w:r>
+      <w:r>
+        <w:t xml:space="preserve"> 2023. Wall-to-Wall Human Footprint Inventory - Year 2021.</w:t>
       </w:r>
     </w:p>
     <w:p>
@@ -9870,16 +9553,16 @@
         <w:ind w:left="720" w:hanging="720"/>
       </w:pPr>
       <w:r>
-        <w:t xml:space="preserve">Arnold, T. W. 2010. Uninformative Parameters and Model Selection Using Akaike's Information Criterion. The Journal of Wildlife Management </w:t>
+        <w:t xml:space="preserve">Andrén, H. 1994. Effects of Habitat Fragmentation on Birds and Mammals in Landscapes with Different Proportions of Suitable Habitat: A Review. Oikos </w:t>
       </w:r>
       <w:r>
         <w:rPr>
           <w:b/>
         </w:rPr>
-        <w:t>74</w:t>
-      </w:r>
-      <w:r>
-        <w:t>:1175-1178.</w:t>
+        <w:t>71</w:t>
+      </w:r>
+      <w:r>
+        <w:t>:355-366.</w:t>
       </w:r>
     </w:p>
     <w:p>
@@ -9889,16 +9572,16 @@
         <w:ind w:left="720" w:hanging="720"/>
       </w:pPr>
       <w:r>
-        <w:t xml:space="preserve">Bakker, V. J., and D. H. Van Vuren. 2004. Gap-Crossing Decisions by the Red Squirrel, a Forest-Dependent Small Mammal. Conservation Biology </w:t>
+        <w:t xml:space="preserve">Arnold, T. W. 2010. Uninformative Parameters and Model Selection Using Akaike's Information Criterion. The Journal of Wildlife Management </w:t>
       </w:r>
       <w:r>
         <w:rPr>
           <w:b/>
         </w:rPr>
-        <w:t>18</w:t>
-      </w:r>
-      <w:r>
-        <w:t>:689-697.</w:t>
+        <w:t>74</w:t>
+      </w:r>
+      <w:r>
+        <w:t>:1175-1178.</w:t>
       </w:r>
     </w:p>
     <w:p>
@@ -9908,16 +9591,16 @@
         <w:ind w:left="720" w:hanging="720"/>
       </w:pPr>
       <w:r>
-        <w:t xml:space="preserve">Barnas, A. F., A. Ladle, J. M. Burgar, A. C. Burton, M. S. Boyce, L. Eliuk, F. Grey, N. Heim, J. Paczkowski, F. E. C. Stewart, E. Tattersall, and J. T. Fisher. 2024. How landscape traits affect boreal mammal responses to anthropogenic disturbance. Science of The Total Environment </w:t>
+        <w:t xml:space="preserve">Bakker, V. J., and D. H. Van Vuren. 2004. Gap-Crossing Decisions by the Red Squirrel, a Forest-Dependent Small Mammal. Conservation Biology </w:t>
       </w:r>
       <w:r>
         <w:rPr>
           <w:b/>
         </w:rPr>
-        <w:t>915</w:t>
-      </w:r>
-      <w:r>
-        <w:t>:169285.</w:t>
+        <w:t>18</w:t>
+      </w:r>
+      <w:r>
+        <w:t>:689-697.</w:t>
       </w:r>
     </w:p>
     <w:p>
@@ -9927,7 +9610,16 @@
         <w:ind w:left="720" w:hanging="720"/>
       </w:pPr>
       <w:r>
-        <w:t>Barton, K. 2015. MuMIn: Multi-Model Inference.</w:t>
+        <w:t xml:space="preserve">Barnas, A. F., A. Ladle, J. M. Burgar, A. C. Burton, M. S. Boyce, L. Eliuk, F. Grey, N. Heim, J. Paczkowski, F. E. C. Stewart, E. Tattersall, and J. T. Fisher. 2024. How landscape traits affect boreal mammal responses to anthropogenic disturbance. Science of The Total Environment </w:t>
+      </w:r>
+      <w:r>
+        <w:rPr>
+          <w:b/>
+        </w:rPr>
+        <w:t>915</w:t>
+      </w:r>
+      <w:r>
+        <w:t>:169285.</w:t>
       </w:r>
     </w:p>
     <w:p>
@@ -9937,16 +9629,7 @@
         <w:ind w:left="720" w:hanging="720"/>
       </w:pPr>
       <w:r>
-        <w:t xml:space="preserve">Bayne, E., and K. Hobson. 2000. Relative use of contiguous and fragmented boreal forest by red squirrels (Tamiasciurus hudsonicus). Canadian Journal of Zoology </w:t>
-      </w:r>
-      <w:r>
-        <w:rPr>
-          <w:b/>
-        </w:rPr>
-        <w:t>78</w:t>
-      </w:r>
-      <w:r>
-        <w:t>:359-365.</w:t>
+        <w:t>Barton, K. 2015. MuMIn: Multi-Model Inference.</w:t>
       </w:r>
     </w:p>
     <w:p>
@@ -9956,20 +9639,16 @@
         <w:ind w:left="720" w:hanging="720"/>
       </w:pPr>
       <w:r>
-        <w:t xml:space="preserve">Bayne, E. D., J.; Dooley, J.; Kohler, M.; Ball, J.; Bidwell, M.; Braid, A.; Chetelat, J.; Dillegeard, E.; Farr, D.; Fisher, J.; Freemark, M.; Foster, K.; Godwin, C.; Hebert, C.; Huggard, D.; McIssac, D.; Narwani, T.; Nielsen, S.; Pauli, B.; Prasad, S.; Roberts, D.; Slater, S.; Song, S.; Swanson, S.; Thomas, P.; Toms, J.; Twitchell, C.; White, S.; Wyatt, F.; Mundy, L. . </w:t>
-      </w:r>
-      <w:r>
-        <w:lastRenderedPageBreak/>
-        <w:t>2021. Oil Sands Monitoring Program: A Before-After DoseResponse Terrestrial Biological Monitoring Framework for the Oil Sands (OSM Technical Report Series No. 7).</w:t>
-      </w:r>
-      <w:r>
-        <w:rPr>
-          <w:i/>
-        </w:rPr>
-        <w:t>in</w:t>
-      </w:r>
-      <w:r>
-        <w:t xml:space="preserve"> G. o. Alberta, editor.</w:t>
+        <w:t xml:space="preserve">Bayne, E., and K. Hobson. 2000. Relative use of contiguous and fragmented boreal forest by red squirrels (Tamiasciurus hudsonicus). Canadian Journal of Zoology </w:t>
+      </w:r>
+      <w:r>
+        <w:rPr>
+          <w:b/>
+        </w:rPr>
+        <w:t>78</w:t>
+      </w:r>
+      <w:r>
+        <w:t>:359-365.</w:t>
       </w:r>
     </w:p>
     <w:p>
@@ -9979,16 +9658,20 @@
         <w:ind w:left="720" w:hanging="720"/>
       </w:pPr>
       <w:r>
-        <w:t xml:space="preserve">Beirne, C., C. Sun, E. R. Tattersall, J. M. Burgar, J. T. Fisher, and A. C. Burton. 2021. Multispecies modelling reveals potential for habitat restoration to re-establish boreal vertebrate community dynamics. Journal of Applied Ecology </w:t>
-      </w:r>
-      <w:r>
-        <w:rPr>
-          <w:b/>
-        </w:rPr>
-        <w:t>58</w:t>
-      </w:r>
-      <w:r>
-        <w:t>:2821-2832.</w:t>
+        <w:t xml:space="preserve">Bayne, E. D., J.; Dooley, J.; Kohler, M.; Ball, J.; Bidwell, M.; Braid, A.; Chetelat, J.; Dillegeard, E.; Farr, D.; Fisher, J.; Freemark, M.; Foster, K.; Godwin, C.; Hebert, C.; Huggard, D.; </w:t>
+      </w:r>
+      <w:r>
+        <w:lastRenderedPageBreak/>
+        <w:t>McIssac, D.; Narwani, T.; Nielsen, S.; Pauli, B.; Prasad, S.; Roberts, D.; Slater, S.; Song, S.; Swanson, S.; Thomas, P.; Toms, J.; Twitchell, C.; White, S.; Wyatt, F.; Mundy, L. . 2021. Oil Sands Monitoring Program: A Before-After DoseResponse Terrestrial Biological Monitoring Framework for the Oil Sands (OSM Technical Report Series No. 7).</w:t>
+      </w:r>
+      <w:r>
+        <w:rPr>
+          <w:i/>
+        </w:rPr>
+        <w:t>in</w:t>
+      </w:r>
+      <w:r>
+        <w:t xml:space="preserve"> G. o. Alberta, editor.</w:t>
       </w:r>
     </w:p>
     <w:p>
@@ -9998,16 +9681,16 @@
         <w:ind w:left="720" w:hanging="720"/>
       </w:pPr>
       <w:r>
-        <w:t xml:space="preserve">Benhamou, S. 1996. Space use and foraging movements in the American red squirrel (Tamiasciurus hudsonicus). Behavioural Processes </w:t>
+        <w:t xml:space="preserve">Beirne, C., C. Sun, E. R. Tattersall, J. M. Burgar, J. T. Fisher, and A. C. Burton. 2021. Multispecies modelling reveals potential for habitat restoration to re-establish boreal vertebrate community dynamics. Journal of Applied Ecology </w:t>
       </w:r>
       <w:r>
         <w:rPr>
           <w:b/>
         </w:rPr>
-        <w:t>37</w:t>
-      </w:r>
-      <w:r>
-        <w:t>:89-102.</w:t>
+        <w:t>58</w:t>
+      </w:r>
+      <w:r>
+        <w:t>:2821-2832.</w:t>
       </w:r>
     </w:p>
     <w:p>
@@ -10017,25 +9700,16 @@
         <w:ind w:left="720" w:hanging="720"/>
       </w:pPr>
       <w:r>
-        <w:t xml:space="preserve">Brooks, M. E., K. Kristensen, K. J. van Benthem, A. Magnusson, C. W. Berg, A. Nielsen, H. J. Skaug, M. Mächler, and B. M. Bolker. 2017. </w:t>
-      </w:r>
-      <w:r>
-        <w:rPr>
-          <w:i/>
-        </w:rPr>
-        <w:t xml:space="preserve">glmmTMB </w:t>
-      </w:r>
-      <w:r>
-        <w:t xml:space="preserve">Balances Speed and Flexibility Among Packages for Zero-inflated Generalized Linear Mixed Modeling. The R Journal </w:t>
+        <w:t xml:space="preserve">Benhamou, S. 1996. Space use and foraging movements in the American red squirrel (Tamiasciurus hudsonicus). Behavioural Processes </w:t>
       </w:r>
       <w:r>
         <w:rPr>
           <w:b/>
         </w:rPr>
-        <w:t>9</w:t>
-      </w:r>
-      <w:r>
-        <w:t>:378-400.</w:t>
+        <w:t>37</w:t>
+      </w:r>
+      <w:r>
+        <w:t>:89-102.</w:t>
       </w:r>
     </w:p>
     <w:p>
@@ -10045,16 +9719,25 @@
         <w:ind w:left="720" w:hanging="720"/>
       </w:pPr>
       <w:r>
-        <w:t xml:space="preserve">Brooks, T. M., R. A. Mittermeier, C. G. Mittermeier, G. A. B. Da Fonseca, A. B. Rylands, W. R. Konstant, P. Flick, J. Pilgrim, S. Oldfield, G. Magin, and C. Hilton-Taylor. 2002. Habitat Loss and Extinction in the Hotspots of Biodiversity. Conservation Biology </w:t>
+        <w:t xml:space="preserve">Brooks, M. E., K. Kristensen, K. J. van Benthem, A. Magnusson, C. W. Berg, A. Nielsen, H. J. Skaug, M. Mächler, and B. M. Bolker. 2017. </w:t>
+      </w:r>
+      <w:r>
+        <w:rPr>
+          <w:i/>
+        </w:rPr>
+        <w:t xml:space="preserve">glmmTMB </w:t>
+      </w:r>
+      <w:r>
+        <w:t xml:space="preserve">Balances Speed and Flexibility Among Packages for Zero-inflated Generalized Linear Mixed Modeling. The R Journal </w:t>
       </w:r>
       <w:r>
         <w:rPr>
           <w:b/>
         </w:rPr>
-        <w:t>16</w:t>
-      </w:r>
-      <w:r>
-        <w:t>:909-923.</w:t>
+        <w:t>9</w:t>
+      </w:r>
+      <w:r>
+        <w:t>:378-400.</w:t>
       </w:r>
     </w:p>
     <w:p>
@@ -10064,16 +9747,16 @@
         <w:ind w:left="720" w:hanging="720"/>
       </w:pPr>
       <w:r>
-        <w:t xml:space="preserve">Burgar, J. M., A. C. Burton, and J. T. Fisher. 2019. The importance of considering multiple interacting species for conservation of species at risk. Conservation Biology </w:t>
+        <w:t xml:space="preserve">Brooks, T. M., R. A. Mittermeier, C. G. Mittermeier, G. A. B. Da Fonseca, A. B. Rylands, W. R. Konstant, P. Flick, J. Pilgrim, S. Oldfield, G. Magin, and C. Hilton-Taylor. 2002. Habitat Loss and Extinction in the Hotspots of Biodiversity. Conservation Biology </w:t>
       </w:r>
       <w:r>
         <w:rPr>
           <w:b/>
         </w:rPr>
-        <w:t>33</w:t>
-      </w:r>
-      <w:r>
-        <w:t>:709-715.</w:t>
+        <w:t>16</w:t>
+      </w:r>
+      <w:r>
+        <w:t>:909-923.</w:t>
       </w:r>
     </w:p>
     <w:p>
@@ -10083,7 +9766,16 @@
         <w:ind w:left="720" w:hanging="720"/>
       </w:pPr>
       <w:r>
-        <w:t>Burnham, K. P., and D. R. Anderson. 2002. Model selection and multimodel inference: a practical information-theoretic approach. Springer.</w:t>
+        <w:t xml:space="preserve">Burgar, J. M., A. C. Burton, and J. T. Fisher. 2019. The importance of considering multiple interacting species for conservation of species at risk. Conservation Biology </w:t>
+      </w:r>
+      <w:r>
+        <w:rPr>
+          <w:b/>
+        </w:rPr>
+        <w:t>33</w:t>
+      </w:r>
+      <w:r>
+        <w:t>:709-715.</w:t>
       </w:r>
     </w:p>
     <w:p>
@@ -10093,16 +9785,7 @@
         <w:ind w:left="720" w:hanging="720"/>
       </w:pPr>
       <w:r>
-        <w:t xml:space="preserve">Clare, J. D. J., B. Zuckerberg, N. Liu, J. L. Stenglein, T. R. Van Deelen, J. N. Pauli, and P. A. Townsend. 2023. A phenology of fear: Investigating scale and seasonality in predator–prey games between wolves and white-tailed deer. Ecology </w:t>
-      </w:r>
-      <w:r>
-        <w:rPr>
-          <w:b/>
-        </w:rPr>
-        <w:t>104</w:t>
-      </w:r>
-      <w:r>
-        <w:t>:e4019.</w:t>
+        <w:t>Burnham, K. P., and D. R. Anderson. 2002. Model selection and multimodel inference: a practical information-theoretic approach. Springer.</w:t>
       </w:r>
     </w:p>
     <w:p>
@@ -10112,17 +9795,16 @@
         <w:ind w:left="720" w:hanging="720"/>
       </w:pPr>
       <w:r>
-        <w:lastRenderedPageBreak/>
-        <w:t xml:space="preserve">Clarke, J. F., L. Bron, M. Carlson, S. S. Labiy, Z. Penno, H. Webster, J. T. Fisher, and M. A. Dyck. 2025. Energy Infrastructure Clears the Way for Coyotes in Alberta's Oil Sands. Ecology and Evolution </w:t>
+        <w:t xml:space="preserve">Clare, J. D. J., B. Zuckerberg, N. Liu, J. L. Stenglein, T. R. Van Deelen, J. N. Pauli, and P. A. Townsend. 2023. A phenology of fear: Investigating scale and seasonality in predator–prey games between wolves and white-tailed deer. Ecology </w:t>
       </w:r>
       <w:r>
         <w:rPr>
           <w:b/>
         </w:rPr>
-        <w:t>15</w:t>
-      </w:r>
-      <w:r>
-        <w:t>:e71904.</w:t>
+        <w:t>104</w:t>
+      </w:r>
+      <w:r>
+        <w:t>:e4019.</w:t>
       </w:r>
     </w:p>
     <w:p>
@@ -10132,16 +9814,17 @@
         <w:ind w:left="720" w:hanging="720"/>
       </w:pPr>
       <w:r>
-        <w:t xml:space="preserve">Côté, I. M., E. S. Darling, and C. J. Brown. 2016. Interactions among ecosystem stressors and their importance in conservation. Proceedings of the Royal Society B: Biological Sciences </w:t>
+        <w:lastRenderedPageBreak/>
+        <w:t xml:space="preserve">Clarke, J. F., L. Bron, M. Carlson, S. S. Labiy, Z. Penno, H. Webster, J. T. Fisher, and M. A. Dyck. 2025. Energy Infrastructure Clears the Way for Coyotes in Alberta's Oil Sands. Ecology and Evolution </w:t>
       </w:r>
       <w:r>
         <w:rPr>
           <w:b/>
         </w:rPr>
-        <w:t>283</w:t>
-      </w:r>
-      <w:r>
-        <w:t>:20152592.</w:t>
+        <w:t>15</w:t>
+      </w:r>
+      <w:r>
+        <w:t>:e71904.</w:t>
       </w:r>
     </w:p>
     <w:p>
@@ -10151,16 +9834,16 @@
         <w:ind w:left="720" w:hanging="720"/>
       </w:pPr>
       <w:r>
-        <w:t xml:space="preserve">Dabros, A., M. Pyper, and G. Castilla. 2018. Seismic lines in the boreal and arctic ecosystems of North America: environmental impacts, challenges, and opportunities. Environmental Reviews </w:t>
+        <w:t xml:space="preserve">Côté, I. M., E. S. Darling, and C. J. Brown. 2016. Interactions among ecosystem stressors and their importance in conservation. Proceedings of the Royal Society B: Biological Sciences </w:t>
       </w:r>
       <w:r>
         <w:rPr>
           <w:b/>
         </w:rPr>
-        <w:t>26</w:t>
-      </w:r>
-      <w:r>
-        <w:t>:214-229.</w:t>
+        <w:t>283</w:t>
+      </w:r>
+      <w:r>
+        <w:t>:20152592.</w:t>
       </w:r>
     </w:p>
     <w:p>
@@ -10170,16 +9853,16 @@
         <w:ind w:left="720" w:hanging="720"/>
       </w:pPr>
       <w:r>
-        <w:t xml:space="preserve">Didham, R. K., V. Kapos, and R. M. Ewers. 2012. Rethinking the conceptual foundations of habitat fragmentation research. Oikos </w:t>
+        <w:t xml:space="preserve">Dabros, A., M. Pyper, and G. Castilla. 2018. Seismic lines in the boreal and arctic ecosystems of North America: environmental impacts, challenges, and opportunities. Environmental Reviews </w:t>
       </w:r>
       <w:r>
         <w:rPr>
           <w:b/>
         </w:rPr>
-        <w:t>121</w:t>
-      </w:r>
-      <w:r>
-        <w:t>:161-170.</w:t>
+        <w:t>26</w:t>
+      </w:r>
+      <w:r>
+        <w:t>:214-229.</w:t>
       </w:r>
     </w:p>
     <w:p>
@@ -10189,16 +9872,16 @@
         <w:ind w:left="720" w:hanging="720"/>
       </w:pPr>
       <w:r>
-        <w:t xml:space="preserve">Dunning, J. B., B. J. Danielson, and H. R. Pulliam. 1992. Ecological Processes That Affect Populations in Complex Landscapes. Oikos </w:t>
+        <w:t xml:space="preserve">Didham, R. K., V. Kapos, and R. M. Ewers. 2012. Rethinking the conceptual foundations of habitat fragmentation research. Oikos </w:t>
       </w:r>
       <w:r>
         <w:rPr>
           <w:b/>
         </w:rPr>
-        <w:t>65</w:t>
-      </w:r>
-      <w:r>
-        <w:t>:169-175.</w:t>
+        <w:t>121</w:t>
+      </w:r>
+      <w:r>
+        <w:t>:161-170.</w:t>
       </w:r>
     </w:p>
     <w:p>
@@ -10208,16 +9891,16 @@
         <w:ind w:left="720" w:hanging="720"/>
       </w:pPr>
       <w:r>
-        <w:t xml:space="preserve">Fahrig, L. 2003. Effects of Habitat Fragmentation on Biodiversity. Annual Review of Ecology, Evolution, and Systematics </w:t>
+        <w:t xml:space="preserve">Dunning, J. B., B. J. Danielson, and H. R. Pulliam. 1992. Ecological Processes That Affect Populations in Complex Landscapes. Oikos </w:t>
       </w:r>
       <w:r>
         <w:rPr>
           <w:b/>
         </w:rPr>
-        <w:t>34</w:t>
-      </w:r>
-      <w:r>
-        <w:t>:487-515.</w:t>
+        <w:t>65</w:t>
+      </w:r>
+      <w:r>
+        <w:t>:169-175.</w:t>
       </w:r>
     </w:p>
     <w:p>
@@ -10227,16 +9910,16 @@
         <w:ind w:left="720" w:hanging="720"/>
       </w:pPr>
       <w:r>
-        <w:t xml:space="preserve">Fisher, J. T., B. Anholt, and J. P. Volpe. 2011. Body mass explains characteristic scales of habitat selection in terrestrial mammals. Ecol Evol </w:t>
+        <w:t xml:space="preserve">Fahrig, L. 2003. Effects of Habitat Fragmentation on Biodiversity. Annual Review of Ecology, Evolution, and Systematics </w:t>
       </w:r>
       <w:r>
         <w:rPr>
           <w:b/>
         </w:rPr>
-        <w:t>1</w:t>
-      </w:r>
-      <w:r>
-        <w:t>:517-528.</w:t>
+        <w:t>34</w:t>
+      </w:r>
+      <w:r>
+        <w:t>:487-515.</w:t>
       </w:r>
     </w:p>
     <w:p>
@@ -10246,16 +9929,16 @@
         <w:ind w:left="720" w:hanging="720"/>
       </w:pPr>
       <w:r>
-        <w:t xml:space="preserve">Fisher, J. T., S. Boutin, Hannon, and J. Susan. 2005. The protean relationship between boreal forest landscape structure and red squirrel distribution at multiple spatial scales. Landscape Ecology </w:t>
+        <w:t xml:space="preserve">Fisher, J. T., B. Anholt, and J. P. Volpe. 2011. Body mass explains characteristic scales of habitat selection in terrestrial mammals. Ecol Evol </w:t>
       </w:r>
       <w:r>
         <w:rPr>
           <w:b/>
         </w:rPr>
-        <w:t>20</w:t>
-      </w:r>
-      <w:r>
-        <w:t>:73-82.</w:t>
+        <w:t>1</w:t>
+      </w:r>
+      <w:r>
+        <w:t>:517-528.</w:t>
       </w:r>
     </w:p>
     <w:p>
@@ -10265,16 +9948,16 @@
         <w:ind w:left="720" w:hanging="720"/>
       </w:pPr>
       <w:r>
-        <w:t xml:space="preserve">Fisher, J. T., and A. C. Burton. 2018. Wildlife winners and losers in an oil sands landscape. Frontiers in Ecology and the Environment </w:t>
+        <w:t xml:space="preserve">Fisher, J. T., S. Boutin, Hannon, and J. Susan. 2005. The protean relationship between boreal forest landscape structure and red squirrel distribution at multiple spatial scales. Landscape Ecology </w:t>
       </w:r>
       <w:r>
         <w:rPr>
           <w:b/>
         </w:rPr>
-        <w:t>16</w:t>
-      </w:r>
-      <w:r>
-        <w:t>:323-328.</w:t>
+        <w:t>20</w:t>
+      </w:r>
+      <w:r>
+        <w:t>:73-82.</w:t>
       </w:r>
     </w:p>
     <w:p>
@@ -10284,16 +9967,16 @@
         <w:ind w:left="720" w:hanging="720"/>
       </w:pPr>
       <w:r>
-        <w:t xml:space="preserve">Fisher, J. T., and A. Ladle. 2022. Syntopic species interact with large boreal mammals' response to anthropogenic landscape change. Science of The Total Environment </w:t>
+        <w:t xml:space="preserve">Fisher, J. T., and A. C. Burton. 2018. Wildlife winners and losers in an oil sands landscape. Frontiers in Ecology and the Environment </w:t>
       </w:r>
       <w:r>
         <w:rPr>
           <w:b/>
         </w:rPr>
-        <w:t>822</w:t>
-      </w:r>
-      <w:r>
-        <w:t>:153432.</w:t>
+        <w:t>16</w:t>
+      </w:r>
+      <w:r>
+        <w:t>:323-328.</w:t>
       </w:r>
     </w:p>
     <w:p>
@@ -10303,17 +9986,16 @@
         <w:ind w:left="720" w:hanging="720"/>
       </w:pPr>
       <w:r>
-        <w:lastRenderedPageBreak/>
-        <w:t xml:space="preserve">Fisher, J. T., and G. Merriam. 2000. Resource patch array use by two squirrel species in an agricultural landscape. Landscape Ecology </w:t>
+        <w:t xml:space="preserve">Fisher, J. T., and A. Ladle. 2022. Syntopic species interact with large boreal mammals' response to anthropogenic landscape change. Science of The Total Environment </w:t>
       </w:r>
       <w:r>
         <w:rPr>
           <w:b/>
         </w:rPr>
-        <w:t>15</w:t>
-      </w:r>
-      <w:r>
-        <w:t>:333-338.</w:t>
+        <w:t>822</w:t>
+      </w:r>
+      <w:r>
+        <w:t>:153432.</w:t>
       </w:r>
     </w:p>
     <w:p>
@@ -10323,16 +10005,17 @@
         <w:ind w:left="720" w:hanging="720"/>
       </w:pPr>
       <w:r>
-        <w:t xml:space="preserve">Fisher, J. T., and L. Wilkinson. 2005. The response of mammals to forest fire and timber harvest in the North American boreal forest. Mammal Review </w:t>
+        <w:lastRenderedPageBreak/>
+        <w:t xml:space="preserve">Fisher, J. T., and G. Merriam. 2000. Resource patch array use by two squirrel species in an agricultural landscape. Landscape Ecology </w:t>
       </w:r>
       <w:r>
         <w:rPr>
           <w:b/>
         </w:rPr>
-        <w:t>35</w:t>
-      </w:r>
-      <w:r>
-        <w:t>:51-81.</w:t>
+        <w:t>15</w:t>
+      </w:r>
+      <w:r>
+        <w:t>:333-338.</w:t>
       </w:r>
     </w:p>
     <w:p>
@@ -10342,16 +10025,16 @@
         <w:ind w:left="720" w:hanging="720"/>
       </w:pPr>
       <w:r>
-        <w:t xml:space="preserve">Fletcher, R. J., R. K. Didham, C. Banks-Leite, J. Barlow, R. M. Ewers, J. Rosindell, R. D. Holt, A. Gonzalez, R. Pardini, E. I. Damschen, F. P. L. Melo, L. Ries, J. A. Prevedello, T. Tscharntke, W. F. Laurance, T. Lovejoy, and N. M. Haddad. 2018. Is habitat fragmentation good for biodiversity? Biological Conservation </w:t>
+        <w:t xml:space="preserve">Fisher, J. T., and L. Wilkinson. 2005. The response of mammals to forest fire and timber harvest in the North American boreal forest. Mammal Review </w:t>
       </w:r>
       <w:r>
         <w:rPr>
           <w:b/>
         </w:rPr>
-        <w:t>226</w:t>
-      </w:r>
-      <w:r>
-        <w:t>:9-15.</w:t>
+        <w:t>35</w:t>
+      </w:r>
+      <w:r>
+        <w:t>:51-81.</w:t>
       </w:r>
     </w:p>
     <w:p>
@@ -10361,16 +10044,16 @@
         <w:ind w:left="720" w:hanging="720"/>
       </w:pPr>
       <w:r>
-        <w:t xml:space="preserve">Forman, R. T. T., and M. Godron. 1981. Patches and Structural Components for A Landscape Ecology. BioScience </w:t>
+        <w:t xml:space="preserve">Fletcher, R. J., R. K. Didham, C. Banks-Leite, J. Barlow, R. M. Ewers, J. Rosindell, R. D. Holt, A. Gonzalez, R. Pardini, E. I. Damschen, F. P. L. Melo, L. Ries, J. A. Prevedello, T. Tscharntke, W. F. Laurance, T. Lovejoy, and N. M. Haddad. 2018. Is habitat fragmentation good for biodiversity? Biological Conservation </w:t>
       </w:r>
       <w:r>
         <w:rPr>
           <w:b/>
         </w:rPr>
-        <w:t>31</w:t>
-      </w:r>
-      <w:r>
-        <w:t>:733-740.</w:t>
+        <w:t>226</w:t>
+      </w:r>
+      <w:r>
+        <w:t>:9-15.</w:t>
       </w:r>
     </w:p>
     <w:p>
@@ -10380,16 +10063,16 @@
         <w:ind w:left="720" w:hanging="720"/>
       </w:pPr>
       <w:r>
-        <w:t xml:space="preserve">Franklin, C. M. A., A. T. Filicetti, and S. E. Nielsen. 2021. Seismic line width and orientation influence microclimatic forest edge gradients and tree regeneration. Forest Ecology and Management </w:t>
+        <w:t xml:space="preserve">Forman, R. T. T., and M. Godron. 1981. Patches and Structural Components for A Landscape Ecology. BioScience </w:t>
       </w:r>
       <w:r>
         <w:rPr>
           <w:b/>
         </w:rPr>
-        <w:t>492</w:t>
-      </w:r>
-      <w:r>
-        <w:t>:119216.</w:t>
+        <w:t>31</w:t>
+      </w:r>
+      <w:r>
+        <w:t>:733-740.</w:t>
       </w:r>
     </w:p>
     <w:p>
@@ -10399,16 +10082,16 @@
         <w:ind w:left="720" w:hanging="720"/>
       </w:pPr>
       <w:r>
-        <w:t xml:space="preserve">Greenberg, S., T. Godin, and J. Whittington. 2019. Design patterns for wildlife-related camera trap image analysis. Ecology and Evolution </w:t>
+        <w:t xml:space="preserve">Franklin, C. M. A., A. T. Filicetti, and S. E. Nielsen. 2021. Seismic line width and orientation influence microclimatic forest edge gradients and tree regeneration. Forest Ecology and Management </w:t>
       </w:r>
       <w:r>
         <w:rPr>
           <w:b/>
         </w:rPr>
-        <w:t>9</w:t>
-      </w:r>
-      <w:r>
-        <w:t>:13706-13730.</w:t>
+        <w:t>492</w:t>
+      </w:r>
+      <w:r>
+        <w:t>:119216.</w:t>
       </w:r>
     </w:p>
     <w:p>
@@ -10418,16 +10101,16 @@
         <w:ind w:left="720" w:hanging="720"/>
       </w:pPr>
       <w:r>
-        <w:t xml:space="preserve">Haddad, N. M., L. A. Brudvig, J. Clobert, K. F. Davies, A. Gonzalez, R. D. Holt, T. E. Lovejoy, J. O. Sexton, M. P. Austin, C. D. Collins, W. M. Cook, E. I. Damschen, R. M. Ewers, B. L. Foster, C. N. Jenkins, A. J. King, W. F. Laurance, D. J. Levey, C. R. Margules, B. A. Melbourne, A. O. Nicholls, J. L. Orrock, D.-X. Song, and J. R. Townshend. 2015. Habitat fragmentation and its lasting impact on Earth’s ecosystems. Science Advances </w:t>
+        <w:t xml:space="preserve">Greenberg, S., T. Godin, and J. Whittington. 2019. Design patterns for wildlife-related camera trap image analysis. Ecology and Evolution </w:t>
       </w:r>
       <w:r>
         <w:rPr>
           <w:b/>
         </w:rPr>
-        <w:t>1</w:t>
-      </w:r>
-      <w:r>
-        <w:t>:e1500052.</w:t>
+        <w:t>9</w:t>
+      </w:r>
+      <w:r>
+        <w:t>:13706-13730.</w:t>
       </w:r>
     </w:p>
     <w:p>
@@ -10437,16 +10120,16 @@
         <w:ind w:left="720" w:hanging="720"/>
       </w:pPr>
       <w:r>
-        <w:t xml:space="preserve">Hämäläinen, S., K. Fey, and V. Selonen. 2019. The effect of landscape structure on dispersal distances of the Eurasian red squirrel. Ecology and Evolution </w:t>
+        <w:t xml:space="preserve">Haddad, N. M., L. A. Brudvig, J. Clobert, K. F. Davies, A. Gonzalez, R. D. Holt, T. E. Lovejoy, J. O. Sexton, M. P. Austin, C. D. Collins, W. M. Cook, E. I. Damschen, R. M. Ewers, B. L. Foster, C. N. Jenkins, A. J. King, W. F. Laurance, D. J. Levey, C. R. Margules, B. A. Melbourne, A. O. Nicholls, J. L. Orrock, D.-X. Song, and J. R. Townshend. 2015. Habitat fragmentation and its lasting impact on Earth’s ecosystems. Science Advances </w:t>
       </w:r>
       <w:r>
         <w:rPr>
           <w:b/>
         </w:rPr>
-        <w:t>9</w:t>
-      </w:r>
-      <w:r>
-        <w:t>:1173-1181.</w:t>
+        <w:t>1</w:t>
+      </w:r>
+      <w:r>
+        <w:t>:e1500052.</w:t>
       </w:r>
     </w:p>
     <w:p>
@@ -10456,17 +10139,16 @@
         <w:ind w:left="720" w:hanging="720"/>
       </w:pPr>
       <w:r>
-        <w:lastRenderedPageBreak/>
-        <w:t xml:space="preserve">Harper, K. A., S. E. Macdonald, M. S. Mayerhofer, S. R. Biswas, P.-A. Esseen, K. Hylander, K. J. Stewart, A. U. Mallik, P. Drapeau, B.-G. Jonsson, D. Lesieur, J. Kouki, and Y. Bergeron. 2015. Edge influence on vegetation at natural and anthropogenic edges of boreal forests in Canada and Fennoscandia. Journal of Ecology </w:t>
+        <w:t xml:space="preserve">Hämäläinen, S., K. Fey, and V. Selonen. 2019. The effect of landscape structure on dispersal distances of the Eurasian red squirrel. Ecology and Evolution </w:t>
       </w:r>
       <w:r>
         <w:rPr>
           <w:b/>
         </w:rPr>
-        <w:t>103</w:t>
-      </w:r>
-      <w:r>
-        <w:t>:550-562.</w:t>
+        <w:t>9</w:t>
+      </w:r>
+      <w:r>
+        <w:t>:1173-1181.</w:t>
       </w:r>
     </w:p>
     <w:p>
@@ -10476,16 +10158,17 @@
         <w:ind w:left="720" w:hanging="720"/>
       </w:pPr>
       <w:r>
-        <w:t xml:space="preserve">Hesselbarth, M. H. K., M. Sciaini, K. A. With, K. Wiegand, and J. Nowosad. 2019. landscapemetrics: an open-source R tool to calculate landscape metrics. Ecography </w:t>
+        <w:lastRenderedPageBreak/>
+        <w:t xml:space="preserve">Harper, K. A., S. E. Macdonald, M. S. Mayerhofer, S. R. Biswas, P.-A. Esseen, K. Hylander, K. J. Stewart, A. U. Mallik, P. Drapeau, B.-G. Jonsson, D. Lesieur, J. Kouki, and Y. Bergeron. 2015. Edge influence on vegetation at natural and anthropogenic edges of boreal forests in Canada and Fennoscandia. Journal of Ecology </w:t>
       </w:r>
       <w:r>
         <w:rPr>
           <w:b/>
         </w:rPr>
-        <w:t>42</w:t>
-      </w:r>
-      <w:r>
-        <w:t>:1648-1657.</w:t>
+        <w:t>103</w:t>
+      </w:r>
+      <w:r>
+        <w:t>:550-562.</w:t>
       </w:r>
     </w:p>
     <w:p>
@@ -10495,16 +10178,16 @@
         <w:ind w:left="720" w:hanging="720"/>
       </w:pPr>
       <w:r>
-        <w:t xml:space="preserve">Holling, C. S. 1992. Cross‐Scale Morphology, Geometry, and Dynamics of Ecosystems. Ecological Monographs </w:t>
+        <w:t xml:space="preserve">Hesselbarth, M. H. K., M. Sciaini, K. A. With, K. Wiegand, and J. Nowosad. 2019. landscapemetrics: an open-source R tool to calculate landscape metrics. Ecography </w:t>
       </w:r>
       <w:r>
         <w:rPr>
           <w:b/>
         </w:rPr>
-        <w:t>62</w:t>
-      </w:r>
-      <w:r>
-        <w:t>:447-502.</w:t>
+        <w:t>42</w:t>
+      </w:r>
+      <w:r>
+        <w:t>:1648-1657.</w:t>
       </w:r>
     </w:p>
     <w:p>
@@ -10514,7 +10197,16 @@
         <w:ind w:left="720" w:hanging="720"/>
       </w:pPr>
       <w:r>
-        <w:t>Institute, A. B. M. 2023. Wall-to-Wall Human Footprint Inventory - Year 2021.</w:t>
+        <w:t xml:space="preserve">Holling, C. S. 1992. Cross‐Scale Morphology, Geometry, and Dynamics of Ecosystems. Ecological Monographs </w:t>
+      </w:r>
+      <w:r>
+        <w:rPr>
+          <w:b/>
+        </w:rPr>
+        <w:t>62</w:t>
+      </w:r>
+      <w:r>
+        <w:t>:447-502.</w:t>
       </w:r>
     </w:p>
     <w:p>
@@ -10610,7 +10302,6 @@
         <w:ind w:left="720" w:hanging="720"/>
       </w:pPr>
       <w:r>
-        <w:lastRenderedPageBreak/>
         <w:t xml:space="preserve">Larsen, K. W. 2009. Dispersal in a gradient of habitats: Activity by juvenile North American red squirrels (Tamiasciurus hudsonicus) in varying-age forest stands. Écoscience </w:t>
       </w:r>
       <w:r>
@@ -10630,6 +10321,7 @@
         <w:ind w:left="720" w:hanging="720"/>
       </w:pPr>
       <w:r>
+        <w:lastRenderedPageBreak/>
         <w:t xml:space="preserve">Larsen, K. W., C. D. Becker, S. Boutin, and M. Blower. 1997. Effects of Hoard Manipulations on Life History and Reproductive Success of Female Red Squirrels (Tamiasciurus hudsonicus). Journal of Mammalogy </w:t>
       </w:r>
       <w:r>
@@ -11349,40 +11041,25 @@
         <w:pStyle w:val="EndNoteBibliography"/>
         <w:spacing w:line="480" w:lineRule="auto"/>
         <w:ind w:left="720" w:hanging="720"/>
+      </w:pPr>
+      <w:r>
+        <w:t xml:space="preserve">Zuur, A. F., and E. N. Ieno. 2016. A protocol for conducting and presenting results of regression-type analyses. Methods in Ecology and Evolution </w:t>
+      </w:r>
+      <w:r>
         <w:rPr>
           <w:b/>
-          <w:bCs/>
-        </w:rPr>
-      </w:pPr>
-      <w:r>
-        <w:t xml:space="preserve">Zuur, A. F., and E. N. Ieno. 2016. A protocol for conducting and presenting results of regression-type analyses. Methods in Ecology and Evolution </w:t>
-      </w:r>
-      <w:r>
-        <w:rPr>
-          <w:b/>
         </w:rPr>
         <w:t>7</w:t>
       </w:r>
       <w:r>
         <w:t>:636-645.</w:t>
-      </w:r>
-      <w:r>
-        <w:rPr>
-          <w:b/>
-          <w:bCs/>
-        </w:rPr>
-        <w:fldChar w:fldCharType="end"/>
-      </w:r>
-      <w:r>
-        <w:rPr>
-          <w:b/>
-          <w:bCs/>
-        </w:rPr>
-        <w:br w:type="page"/>
       </w:r>
     </w:p>
     <w:p>
       <w:pPr>
+        <w:pStyle w:val="EndNoteBibliography"/>
+        <w:spacing w:line="480" w:lineRule="auto"/>
+        <w:ind w:left="720" w:hanging="720"/>
         <w:rPr>
           <w:b/>
           <w:bCs/>
@@ -11393,8 +11070,37 @@
           <w:b/>
           <w:bCs/>
         </w:rPr>
+        <w:fldChar w:fldCharType="end"/>
+      </w:r>
+      <w:r>
+        <w:rPr>
+          <w:b/>
+          <w:bCs/>
+        </w:rPr>
+        <w:br w:type="page"/>
+      </w:r>
+    </w:p>
+    <w:p>
+      <w:pPr>
+        <w:rPr>
+          <w:b/>
+          <w:bCs/>
+        </w:rPr>
+      </w:pPr>
+      <w:r>
+        <w:rPr>
+          <w:b/>
+          <w:bCs/>
+        </w:rPr>
         <w:lastRenderedPageBreak/>
         <w:t>Tables</w:t>
+      </w:r>
+      <w:r>
+        <w:rPr>
+          <w:b/>
+          <w:bCs/>
+        </w:rPr>
+        <w:t xml:space="preserve"> and Figures</w:t>
       </w:r>
     </w:p>
     <w:p>
@@ -17217,7 +16923,6 @@
       </w:tr>
     </w:tbl>
     <w:p>
-      <w:proofErr w:type="gramStart"/>
       <w:r>
         <w:rPr>
           <w:i/>
@@ -17232,6 +16937,7 @@
         </w:rPr>
         <w:t>‘</w:t>
       </w:r>
+      <w:proofErr w:type="gramStart"/>
       <w:r>
         <w:t>core’</w:t>
       </w:r>
@@ -19714,298 +19420,51 @@
     <w:p>
       <w:pPr>
         <w:rPr>
+          <w:szCs w:val="24"/>
+        </w:rPr>
+      </w:pPr>
+      <w:r>
+        <w:rPr>
           <w:b/>
           <w:bCs/>
           <w:szCs w:val="24"/>
         </w:rPr>
-      </w:pPr>
-      <w:r>
-        <w:rPr>
-          <w:b/>
-          <w:bCs/>
+        <w:lastRenderedPageBreak/>
+        <w:t>Figure 1.</w:t>
+      </w:r>
+      <w:r>
+        <w:rPr>
           <w:szCs w:val="24"/>
         </w:rPr>
-        <w:lastRenderedPageBreak/>
-        <w:t>Figure Captions</w:t>
-      </w:r>
-    </w:p>
-    <w:p>
-      <w:pPr>
+        <w:t xml:space="preserve"> [A] Boreal Plains ecozone within the western boreal forest. [B] Ten landscapes within the Boreal Plains selected for sampling, representing a gradient of anthropogenic land-use and environmental traits. [C] Camera placements within a given landscape followed a constrained stratified design based on vegetation characteristics. Red squirrels were detected year-round in a variety of </w:t>
+      </w:r>
+      <w:proofErr w:type="gramStart"/>
+      <w:r>
         <w:rPr>
           <w:szCs w:val="24"/>
         </w:rPr>
-      </w:pPr>
-      <w:r>
-        <w:rPr>
-          <w:b/>
-          <w:bCs/>
+        <w:t>habitat</w:t>
+      </w:r>
+      <w:proofErr w:type="gramEnd"/>
+      <w:r>
+        <w:rPr>
           <w:szCs w:val="24"/>
         </w:rPr>
-        <w:t>Figure 1.</w:t>
-      </w:r>
+        <w:t xml:space="preserve">, including [D] broadleaf, [E] conifer, and [F] </w:t>
+      </w:r>
+      <w:proofErr w:type="spellStart"/>
       <w:r>
         <w:rPr>
           <w:szCs w:val="24"/>
         </w:rPr>
-        <w:t xml:space="preserve"> [A] Boreal Plains ecozone within the western boreal forest. [B] Ten landscapes within the Boreal Plains selected for sampling, representing a gradient of anthropogenic land-use and environmental traits. [C] Camera placements within a given landscape followed a constrained stratified design based on vegetation characteristics. Red squirrels were detected year-round in a variety of </w:t>
-      </w:r>
-      <w:proofErr w:type="gramStart"/>
+        <w:t>mixedwood</w:t>
+      </w:r>
+      <w:proofErr w:type="spellEnd"/>
       <w:r>
         <w:rPr>
           <w:szCs w:val="24"/>
         </w:rPr>
-        <w:t>habitat</w:t>
-      </w:r>
-      <w:proofErr w:type="gramEnd"/>
-      <w:r>
-        <w:rPr>
-          <w:szCs w:val="24"/>
-        </w:rPr>
-        <w:t xml:space="preserve">, including [D] broadleaf, [E] conifer, and [F] </w:t>
-      </w:r>
-      <w:proofErr w:type="spellStart"/>
-      <w:r>
-        <w:rPr>
-          <w:szCs w:val="24"/>
-        </w:rPr>
-        <w:t>mixedwood</w:t>
-      </w:r>
-      <w:proofErr w:type="spellEnd"/>
-      <w:r>
-        <w:rPr>
-          <w:szCs w:val="24"/>
-        </w:rPr>
         <w:t xml:space="preserve"> forest.</w:t>
-      </w:r>
-    </w:p>
-    <w:p>
-      <w:pPr>
-        <w:rPr>
-          <w:rFonts w:cs="Times New Roman"/>
-          <w:szCs w:val="24"/>
-        </w:rPr>
-      </w:pPr>
-    </w:p>
-    <w:p>
-      <w:r>
-        <w:rPr>
-          <w:b/>
-          <w:bCs/>
-        </w:rPr>
-        <w:t xml:space="preserve">Figure </w:t>
-      </w:r>
-      <w:r>
-        <w:rPr>
-          <w:b/>
-          <w:bCs/>
-        </w:rPr>
-        <w:t>2</w:t>
-      </w:r>
-      <w:r>
-        <w:rPr>
-          <w:b/>
-          <w:bCs/>
-        </w:rPr>
-        <w:t xml:space="preserve">. </w:t>
-      </w:r>
-      <w:r>
-        <w:t>Small sample corrected Akaike Information Criterion (</w:t>
-      </w:r>
-      <w:proofErr w:type="spellStart"/>
-      <w:r>
-        <w:t>AICc</w:t>
-      </w:r>
-      <w:proofErr w:type="spellEnd"/>
-      <w:r>
-        <w:t xml:space="preserve">) model weight as a function of spatial scale for categories of </w:t>
-      </w:r>
-      <w:r>
-        <w:t>variables</w:t>
-      </w:r>
-      <w:r>
-        <w:t xml:space="preserve"> including the composition of natural landcover, composition of anthropogenic disturbance, and configuration</w:t>
-      </w:r>
-      <w:r>
-        <w:t xml:space="preserve"> of anthropogenic disturbance</w:t>
-      </w:r>
-      <w:r>
-        <w:t xml:space="preserve">. Covariates were extracted from concentric circular buffers around camera sites with radii from 50 m to 5000 m. The spatial scale with the highest model weight was identified as the best-fit scale for that category of </w:t>
-      </w:r>
-      <w:r>
-        <w:t>variables</w:t>
-      </w:r>
-      <w:r>
-        <w:t xml:space="preserve"> and used </w:t>
-      </w:r>
-      <w:r>
-        <w:t>to model</w:t>
-      </w:r>
-      <w:r>
-        <w:t xml:space="preserve"> the</w:t>
-      </w:r>
-      <w:r>
-        <w:t>ir</w:t>
-      </w:r>
-      <w:r>
-        <w:t xml:space="preserve"> effect on red squirrel</w:t>
-      </w:r>
-      <w:r>
-        <w:t xml:space="preserve">s </w:t>
-      </w:r>
-      <w:r>
-        <w:t>in the Boreal Plains.</w:t>
-      </w:r>
-    </w:p>
-    <w:p>
-      <w:pPr>
-        <w:rPr>
-          <w:b/>
-          <w:bCs/>
-        </w:rPr>
-      </w:pPr>
-    </w:p>
-    <w:p>
-      <w:r>
-        <w:rPr>
-          <w:rFonts w:eastAsia="Calibri" w:cs="Times New Roman"/>
-          <w:b/>
-          <w:bCs/>
-          <w:szCs w:val="24"/>
-        </w:rPr>
-        <w:t xml:space="preserve">Figure </w:t>
-      </w:r>
-      <w:r>
-        <w:rPr>
-          <w:rFonts w:eastAsia="Calibri" w:cs="Times New Roman"/>
-          <w:b/>
-          <w:bCs/>
-          <w:szCs w:val="24"/>
-        </w:rPr>
-        <w:t>3</w:t>
-      </w:r>
-      <w:r>
-        <w:rPr>
-          <w:rFonts w:eastAsia="Calibri" w:cs="Times New Roman"/>
-          <w:b/>
-          <w:bCs/>
-          <w:szCs w:val="24"/>
-        </w:rPr>
-        <w:t>.</w:t>
-      </w:r>
-      <w:r>
-        <w:rPr>
-          <w:rFonts w:eastAsia="Calibri" w:cs="Times New Roman"/>
-          <w:szCs w:val="24"/>
-        </w:rPr>
-        <w:t xml:space="preserve"> Conditional effects of landscape covariate on the expected monthly count of </w:t>
-      </w:r>
-      <w:r>
-        <w:rPr>
-          <w:rFonts w:eastAsia="Calibri" w:cs="Times New Roman"/>
-          <w:szCs w:val="24"/>
-        </w:rPr>
-        <w:t xml:space="preserve">independent detections of </w:t>
-      </w:r>
-      <w:r>
-        <w:rPr>
-          <w:rFonts w:eastAsia="Calibri" w:cs="Times New Roman"/>
-          <w:szCs w:val="24"/>
-        </w:rPr>
-        <w:t>red squirrels from the top-performing negative binomial model. The interaction plot represents the effect of edge density at high (90% quantile) and low (10% quantile) cumulative site disturbance. Density of lines along the x-axis indicates the frequency of the data value. All predictors represent the proportion of area covered within a set radius of camera trap locations (i.e. landscape composition), except edge density, which represents the density of anthropogenic edges in m/Ha. Note different y-axis scales for each landscape covariate.</w:t>
-      </w:r>
-      <w:r>
-        <w:rPr>
-          <w:rFonts w:eastAsia="Calibri" w:cs="Times New Roman"/>
-          <w:szCs w:val="24"/>
-        </w:rPr>
-        <w:t xml:space="preserve"> </w:t>
-      </w:r>
-      <w:r>
-        <w:rPr>
-          <w:highlight w:val="white"/>
-        </w:rPr>
-        <w:t>Red squirrel</w:t>
-      </w:r>
-      <w:r>
-        <w:rPr>
-          <w:highlight w:val="white"/>
-        </w:rPr>
-        <w:t xml:space="preserve"> silhouettes </w:t>
-      </w:r>
-      <w:r>
-        <w:rPr>
-          <w:highlight w:val="white"/>
-        </w:rPr>
-        <w:t>are by</w:t>
-      </w:r>
-      <w:r>
-        <w:rPr>
-          <w:highlight w:val="white"/>
-        </w:rPr>
-        <w:t> </w:t>
-      </w:r>
-      <w:r>
-        <w:rPr>
-          <w:highlight w:val="white"/>
-        </w:rPr>
-        <w:t>phylopic.org</w:t>
-      </w:r>
-      <w:r>
-        <w:rPr>
-          <w:highlight w:val="white"/>
-        </w:rPr>
-        <w:t xml:space="preserve"> (accessed </w:t>
-      </w:r>
-      <w:r>
-        <w:rPr>
-          <w:highlight w:val="white"/>
-        </w:rPr>
-        <w:t xml:space="preserve">May 01, 2025). </w:t>
-      </w:r>
-      <w:r>
-        <w:rPr>
-          <w:b/>
-          <w:bCs/>
-          <w:szCs w:val="24"/>
-        </w:rPr>
-        <w:br w:type="page"/>
-      </w:r>
-    </w:p>
-    <w:p>
-      <w:pPr>
-        <w:pBdr>
-          <w:top w:val="nil"/>
-          <w:left w:val="nil"/>
-          <w:bottom w:val="nil"/>
-          <w:right w:val="nil"/>
-          <w:between w:val="nil"/>
-        </w:pBdr>
-        <w:rPr>
-          <w:b/>
-          <w:bCs/>
-        </w:rPr>
-      </w:pPr>
-      <w:r>
-        <w:rPr>
-          <w:b/>
-          <w:bCs/>
-        </w:rPr>
-        <w:lastRenderedPageBreak/>
-        <w:t>Figures</w:t>
-      </w:r>
-    </w:p>
-    <w:p>
-      <w:pPr>
-        <w:pBdr>
-          <w:top w:val="nil"/>
-          <w:left w:val="nil"/>
-          <w:bottom w:val="nil"/>
-          <w:right w:val="nil"/>
-          <w:between w:val="nil"/>
-        </w:pBdr>
-      </w:pPr>
-      <w:r>
-        <w:t>Figure 1.</w:t>
       </w:r>
     </w:p>
     <w:p>
@@ -20092,17 +19551,102 @@
     <w:p>
       <w:r>
         <w:rPr>
+          <w:b/>
+          <w:bCs/>
+        </w:rPr>
+        <w:lastRenderedPageBreak/>
+        <w:t xml:space="preserve"> </w:t>
+      </w:r>
+      <w:r>
+        <w:rPr>
+          <w:b/>
+          <w:bCs/>
+        </w:rPr>
+        <w:t xml:space="preserve">Figure </w:t>
+      </w:r>
+      <w:r>
+        <w:rPr>
+          <w:b/>
+          <w:bCs/>
+        </w:rPr>
+        <w:t>2</w:t>
+      </w:r>
+      <w:r>
+        <w:rPr>
+          <w:b/>
+          <w:bCs/>
+        </w:rPr>
+        <w:t xml:space="preserve">. </w:t>
+      </w:r>
+      <w:r>
+        <w:t>Small sample corrected Akaike Information Criterion (</w:t>
+      </w:r>
+      <w:proofErr w:type="spellStart"/>
+      <w:r>
+        <w:t>AICc</w:t>
+      </w:r>
+      <w:proofErr w:type="spellEnd"/>
+      <w:r>
+        <w:t xml:space="preserve">) model weight as a function of spatial scale for categories of </w:t>
+      </w:r>
+      <w:r>
+        <w:t>variables</w:t>
+      </w:r>
+      <w:r>
+        <w:t xml:space="preserve"> including the composition of natural landcover, composition of anthropogenic disturbance, and configuration</w:t>
+      </w:r>
+      <w:r>
+        <w:t xml:space="preserve"> of anthropogenic disturbance</w:t>
+      </w:r>
+      <w:r>
+        <w:t xml:space="preserve">. Covariates were extracted from concentric circular buffers around camera sites with radii from 50 m to 5000 m. The spatial scale with the highest model weight was identified as the best-fit scale for that category of </w:t>
+      </w:r>
+      <w:r>
+        <w:t>variables</w:t>
+      </w:r>
+      <w:r>
+        <w:t xml:space="preserve"> and used </w:t>
+      </w:r>
+      <w:r>
+        <w:t>to model</w:t>
+      </w:r>
+      <w:r>
+        <w:t xml:space="preserve"> the</w:t>
+      </w:r>
+      <w:r>
+        <w:t>ir</w:t>
+      </w:r>
+      <w:r>
+        <w:t xml:space="preserve"> effect on red squirrel</w:t>
+      </w:r>
+      <w:r>
+        <w:t xml:space="preserve">s </w:t>
+      </w:r>
+      <w:r>
+        <w:t>in the Boreal Plains.</w:t>
+      </w:r>
+    </w:p>
+    <w:p>
+      <w:pPr>
+        <w:rPr>
+          <w:rFonts w:eastAsia="Calibri" w:cs="Times New Roman"/>
+          <w:b/>
+          <w:bCs/>
+          <w:szCs w:val="24"/>
+        </w:rPr>
+      </w:pPr>
+      <w:r>
+        <w:rPr>
           <w:noProof/>
         </w:rPr>
-        <w:lastRenderedPageBreak/>
         <w:drawing>
-          <wp:anchor distT="0" distB="0" distL="114300" distR="114300" simplePos="0" relativeHeight="251661312" behindDoc="1" locked="0" layoutInCell="1" allowOverlap="1" wp14:anchorId="3354DD4F" wp14:editId="419C57BB">
+          <wp:anchor distT="0" distB="0" distL="114300" distR="114300" simplePos="0" relativeHeight="251661312" behindDoc="1" locked="0" layoutInCell="1" allowOverlap="1" wp14:anchorId="3354DD4F" wp14:editId="22D34515">
             <wp:simplePos x="0" y="0"/>
             <wp:positionH relativeFrom="column">
-              <wp:posOffset>0</wp:posOffset>
+              <wp:posOffset>352425</wp:posOffset>
             </wp:positionH>
             <wp:positionV relativeFrom="paragraph">
-              <wp:posOffset>348018</wp:posOffset>
+              <wp:posOffset>123190</wp:posOffset>
             </wp:positionV>
             <wp:extent cx="3562066" cy="2671550"/>
             <wp:effectExtent l="0" t="0" r="635" b="0"/>
@@ -20136,7 +19680,7 @@
                   <pic:spPr bwMode="auto">
                     <a:xfrm>
                       <a:off x="0" y="0"/>
-                      <a:ext cx="3565440" cy="2674081"/>
+                      <a:ext cx="3562066" cy="2671550"/>
                     </a:xfrm>
                     <a:prstGeom prst="rect">
                       <a:avLst/>
@@ -20159,12 +19703,113 @@
         </w:drawing>
       </w:r>
       <w:r>
-        <w:t>Figure 3.</w:t>
+        <w:rPr>
+          <w:rFonts w:eastAsia="Calibri" w:cs="Times New Roman"/>
+          <w:b/>
+          <w:bCs/>
+          <w:szCs w:val="24"/>
+        </w:rPr>
+        <w:br w:type="page"/>
       </w:r>
     </w:p>
     <w:p>
       <w:r>
-        <w:br w:type="page"/>
+        <w:rPr>
+          <w:rFonts w:eastAsia="Calibri" w:cs="Times New Roman"/>
+          <w:b/>
+          <w:bCs/>
+          <w:szCs w:val="24"/>
+        </w:rPr>
+        <w:lastRenderedPageBreak/>
+        <w:t xml:space="preserve">Figure </w:t>
+      </w:r>
+      <w:r>
+        <w:rPr>
+          <w:rFonts w:eastAsia="Calibri" w:cs="Times New Roman"/>
+          <w:b/>
+          <w:bCs/>
+          <w:szCs w:val="24"/>
+        </w:rPr>
+        <w:t>3</w:t>
+      </w:r>
+      <w:r>
+        <w:rPr>
+          <w:rFonts w:eastAsia="Calibri" w:cs="Times New Roman"/>
+          <w:b/>
+          <w:bCs/>
+          <w:szCs w:val="24"/>
+        </w:rPr>
+        <w:t>.</w:t>
+      </w:r>
+      <w:r>
+        <w:rPr>
+          <w:rFonts w:eastAsia="Calibri" w:cs="Times New Roman"/>
+          <w:szCs w:val="24"/>
+        </w:rPr>
+        <w:t xml:space="preserve"> Conditional effects of landscape covariate on the expected monthly count of </w:t>
+      </w:r>
+      <w:r>
+        <w:rPr>
+          <w:rFonts w:eastAsia="Calibri" w:cs="Times New Roman"/>
+          <w:szCs w:val="24"/>
+        </w:rPr>
+        <w:t xml:space="preserve">independent detections of </w:t>
+      </w:r>
+      <w:r>
+        <w:rPr>
+          <w:rFonts w:eastAsia="Calibri" w:cs="Times New Roman"/>
+          <w:szCs w:val="24"/>
+        </w:rPr>
+        <w:t>red squirrels from the top-performing negative binomial model. The interaction plot represents the effect of edge density at high (90% quantile) and low (10% quantile) cumulative site disturbance. Density of lines along the x-axis indicates the frequency of the data value. All predictors represent the proportion of area covered within a set radius of camera trap locations (i.e. landscape composition), except edge density, which represents the density of anthropogenic edges in m/Ha. Note different y-axis scales for each landscape covariate.</w:t>
+      </w:r>
+      <w:r>
+        <w:rPr>
+          <w:rFonts w:eastAsia="Calibri" w:cs="Times New Roman"/>
+          <w:szCs w:val="24"/>
+        </w:rPr>
+        <w:t xml:space="preserve"> </w:t>
+      </w:r>
+      <w:r>
+        <w:rPr>
+          <w:highlight w:val="white"/>
+        </w:rPr>
+        <w:t>Red squirrel</w:t>
+      </w:r>
+      <w:r>
+        <w:rPr>
+          <w:highlight w:val="white"/>
+        </w:rPr>
+        <w:t xml:space="preserve"> silhouettes </w:t>
+      </w:r>
+      <w:r>
+        <w:rPr>
+          <w:highlight w:val="white"/>
+        </w:rPr>
+        <w:t>are by</w:t>
+      </w:r>
+      <w:r>
+        <w:rPr>
+          <w:highlight w:val="white"/>
+        </w:rPr>
+        <w:t> </w:t>
+      </w:r>
+      <w:r>
+        <w:rPr>
+          <w:highlight w:val="white"/>
+        </w:rPr>
+        <w:t>phylopic.org</w:t>
+      </w:r>
+      <w:r>
+        <w:rPr>
+          <w:highlight w:val="white"/>
+        </w:rPr>
+        <w:t xml:space="preserve"> (accessed </w:t>
+      </w:r>
+      <w:r>
+        <w:rPr>
+          <w:highlight w:val="white"/>
+        </w:rPr>
+        <w:t>May 01, 2025).</w:t>
       </w:r>
     </w:p>
     <w:p>
@@ -20176,6 +19821,10 @@
           <w:right w:val="nil"/>
           <w:between w:val="nil"/>
         </w:pBdr>
+        <w:rPr>
+          <w:b/>
+          <w:bCs/>
+        </w:rPr>
       </w:pPr>
       <w:r>
         <w:rPr>
@@ -20183,9 +19832,8 @@
           <w:bCs/>
           <w:noProof/>
         </w:rPr>
-        <w:lastRenderedPageBreak/>
         <w:drawing>
-          <wp:anchor distT="0" distB="0" distL="114300" distR="114300" simplePos="0" relativeHeight="251658240" behindDoc="1" locked="0" layoutInCell="1" allowOverlap="1" wp14:anchorId="692A9CF4" wp14:editId="55B100AF">
+          <wp:anchor distT="0" distB="0" distL="114300" distR="114300" simplePos="0" relativeHeight="251658240" behindDoc="1" locked="0" layoutInCell="1" allowOverlap="1" wp14:anchorId="692A9CF4" wp14:editId="19AAF9D7">
             <wp:simplePos x="0" y="0"/>
             <wp:positionH relativeFrom="column">
               <wp:posOffset>0</wp:posOffset>
@@ -20247,225 +19895,6 @@
           </wp:anchor>
         </w:drawing>
       </w:r>
-      <w:r>
-        <w:t xml:space="preserve">Figure </w:t>
-      </w:r>
-      <w:r>
-        <w:t>3</w:t>
-      </w:r>
-      <w:r>
-        <w:t>.</w:t>
-      </w:r>
-    </w:p>
-    <w:p>
-      <w:pPr>
-        <w:pBdr>
-          <w:top w:val="nil"/>
-          <w:left w:val="nil"/>
-          <w:bottom w:val="nil"/>
-          <w:right w:val="nil"/>
-          <w:between w:val="nil"/>
-        </w:pBdr>
-        <w:rPr>
-          <w:b/>
-          <w:bCs/>
-        </w:rPr>
-      </w:pPr>
-    </w:p>
-    <w:p>
-      <w:pPr>
-        <w:pBdr>
-          <w:top w:val="nil"/>
-          <w:left w:val="nil"/>
-          <w:bottom w:val="nil"/>
-          <w:right w:val="nil"/>
-          <w:between w:val="nil"/>
-        </w:pBdr>
-        <w:rPr>
-          <w:b/>
-          <w:bCs/>
-        </w:rPr>
-      </w:pPr>
-    </w:p>
-    <w:p>
-      <w:pPr>
-        <w:pBdr>
-          <w:top w:val="nil"/>
-          <w:left w:val="nil"/>
-          <w:bottom w:val="nil"/>
-          <w:right w:val="nil"/>
-          <w:between w:val="nil"/>
-        </w:pBdr>
-        <w:rPr>
-          <w:b/>
-          <w:bCs/>
-        </w:rPr>
-      </w:pPr>
-    </w:p>
-    <w:p>
-      <w:pPr>
-        <w:pBdr>
-          <w:top w:val="nil"/>
-          <w:left w:val="nil"/>
-          <w:bottom w:val="nil"/>
-          <w:right w:val="nil"/>
-          <w:between w:val="nil"/>
-        </w:pBdr>
-        <w:rPr>
-          <w:b/>
-          <w:bCs/>
-        </w:rPr>
-      </w:pPr>
-    </w:p>
-    <w:p>
-      <w:pPr>
-        <w:pBdr>
-          <w:top w:val="nil"/>
-          <w:left w:val="nil"/>
-          <w:bottom w:val="nil"/>
-          <w:right w:val="nil"/>
-          <w:between w:val="nil"/>
-        </w:pBdr>
-        <w:rPr>
-          <w:b/>
-          <w:bCs/>
-        </w:rPr>
-      </w:pPr>
-    </w:p>
-    <w:p>
-      <w:pPr>
-        <w:pBdr>
-          <w:top w:val="nil"/>
-          <w:left w:val="nil"/>
-          <w:bottom w:val="nil"/>
-          <w:right w:val="nil"/>
-          <w:between w:val="nil"/>
-        </w:pBdr>
-        <w:rPr>
-          <w:b/>
-          <w:bCs/>
-        </w:rPr>
-      </w:pPr>
-    </w:p>
-    <w:p>
-      <w:pPr>
-        <w:pBdr>
-          <w:top w:val="nil"/>
-          <w:left w:val="nil"/>
-          <w:bottom w:val="nil"/>
-          <w:right w:val="nil"/>
-          <w:between w:val="nil"/>
-        </w:pBdr>
-        <w:rPr>
-          <w:b/>
-          <w:bCs/>
-        </w:rPr>
-      </w:pPr>
-    </w:p>
-    <w:p>
-      <w:pPr>
-        <w:pBdr>
-          <w:top w:val="nil"/>
-          <w:left w:val="nil"/>
-          <w:bottom w:val="nil"/>
-          <w:right w:val="nil"/>
-          <w:between w:val="nil"/>
-        </w:pBdr>
-        <w:rPr>
-          <w:b/>
-          <w:bCs/>
-        </w:rPr>
-      </w:pPr>
-    </w:p>
-    <w:p>
-      <w:pPr>
-        <w:pBdr>
-          <w:top w:val="nil"/>
-          <w:left w:val="nil"/>
-          <w:bottom w:val="nil"/>
-          <w:right w:val="nil"/>
-          <w:between w:val="nil"/>
-        </w:pBdr>
-        <w:rPr>
-          <w:b/>
-          <w:bCs/>
-        </w:rPr>
-      </w:pPr>
-    </w:p>
-    <w:p>
-      <w:pPr>
-        <w:pBdr>
-          <w:top w:val="nil"/>
-          <w:left w:val="nil"/>
-          <w:bottom w:val="nil"/>
-          <w:right w:val="nil"/>
-          <w:between w:val="nil"/>
-        </w:pBdr>
-        <w:rPr>
-          <w:b/>
-          <w:bCs/>
-        </w:rPr>
-      </w:pPr>
-    </w:p>
-    <w:p>
-      <w:pPr>
-        <w:pBdr>
-          <w:top w:val="nil"/>
-          <w:left w:val="nil"/>
-          <w:bottom w:val="nil"/>
-          <w:right w:val="nil"/>
-          <w:between w:val="nil"/>
-        </w:pBdr>
-        <w:rPr>
-          <w:b/>
-          <w:bCs/>
-        </w:rPr>
-      </w:pPr>
-    </w:p>
-    <w:p>
-      <w:pPr>
-        <w:pBdr>
-          <w:top w:val="nil"/>
-          <w:left w:val="nil"/>
-          <w:bottom w:val="nil"/>
-          <w:right w:val="nil"/>
-          <w:between w:val="nil"/>
-        </w:pBdr>
-        <w:rPr>
-          <w:b/>
-          <w:bCs/>
-        </w:rPr>
-      </w:pPr>
-    </w:p>
-    <w:p>
-      <w:pPr>
-        <w:pBdr>
-          <w:top w:val="nil"/>
-          <w:left w:val="nil"/>
-          <w:bottom w:val="nil"/>
-          <w:right w:val="nil"/>
-          <w:between w:val="nil"/>
-        </w:pBdr>
-        <w:rPr>
-          <w:b/>
-          <w:bCs/>
-        </w:rPr>
-      </w:pPr>
-    </w:p>
-    <w:p>
-      <w:pPr>
-        <w:pBdr>
-          <w:top w:val="nil"/>
-          <w:left w:val="nil"/>
-          <w:bottom w:val="nil"/>
-          <w:right w:val="nil"/>
-          <w:between w:val="nil"/>
-        </w:pBdr>
-        <w:rPr>
-          <w:b/>
-          <w:bCs/>
-        </w:rPr>
-      </w:pPr>
     </w:p>
     <w:sectPr>
       <w:footerReference w:type="default" r:id="rId11"/>
